--- a/assets/Manuscripts/E9814_Sim17_SSIMS.docx
+++ b/assets/Manuscripts/E9814_Sim17_SSIMS.docx
@@ -1,6 +1,6 @@
 
 <file path=word/document.xml><?xml version="1.0" encoding="utf-8"?>
-<w:document xmlns:wpc="http://schemas.microsoft.com/office/word/2010/wordprocessingCanvas" xmlns:cx="http://schemas.microsoft.com/office/drawing/2014/chartex" xmlns:cx1="http://schemas.microsoft.com/office/drawing/2015/9/8/chartex" xmlns:cx2="http://schemas.microsoft.com/office/drawing/2015/10/21/chartex" xmlns:cx3="http://schemas.microsoft.com/office/drawing/2016/5/9/chartex" xmlns:cx4="http://schemas.microsoft.com/office/drawing/2016/5/10/chartex" xmlns:cx5="http://schemas.microsoft.com/office/drawing/2016/5/11/chartex" xmlns:cx6="http://schemas.microsoft.com/office/drawing/2016/5/12/chartex" xmlns:cx7="http://schemas.microsoft.com/office/drawing/2016/5/13/chartex" xmlns:cx8="http://schemas.microsoft.com/office/drawing/2016/5/14/chartex" xmlns:mc="http://schemas.openxmlformats.org/markup-compatibility/2006" xmlns:aink="http://schemas.microsoft.com/office/drawing/2016/ink" xmlns:am3d="http://schemas.microsoft.com/office/drawing/2017/model3d" xmlns:o="urn:schemas-microsoft-com:office:office" xmlns:oel="http://schemas.microsoft.com/office/2019/extlst" xmlns:r="http://schemas.openxmlformats.org/officeDocument/2006/relationships" xmlns:m="http://schemas.openxmlformats.org/officeDocument/2006/math" xmlns:v="urn:schemas-microsoft-com:vml" xmlns:wp14="http://schemas.microsoft.com/office/word/2010/wordprocessingDrawing" xmlns:wp="http://schemas.openxmlformats.org/drawingml/2006/wordprocessingDrawing" xmlns:w10="urn:schemas-microsoft-com:office:word" xmlns:w="http://schemas.openxmlformats.org/wordprocessingml/2006/main" xmlns:w14="http://schemas.microsoft.com/office/word/2010/wordml" xmlns:w15="http://schemas.microsoft.com/office/word/2012/wordml" xmlns:w16cex="http://schemas.microsoft.com/office/word/2018/wordml/cex" xmlns:w16cid="http://schemas.microsoft.com/office/word/2016/wordml/cid" xmlns:w16="http://schemas.microsoft.com/office/word/2018/wordml" xmlns:w16du="http://schemas.microsoft.com/office/word/2023/wordml/word16du" xmlns:w16sdtdh="http://schemas.microsoft.com/office/word/2020/wordml/sdtdatahash" xmlns:w16sdtfl="http://schemas.microsoft.com/office/word/2024/wordml/sdtformatlock" xmlns:w16se="http://schemas.microsoft.com/office/word/2015/wordml/symex" xmlns:wpg="http://schemas.microsoft.com/office/word/2010/wordprocessingGroup" xmlns:wpi="http://schemas.microsoft.com/office/word/2010/wordprocessingInk" xmlns:wne="http://schemas.microsoft.com/office/word/2006/wordml" xmlns:wps="http://schemas.microsoft.com/office/word/2010/wordprocessingShape" mc:Ignorable="w14 w15 w16se w16cid w16 w16cex w16sdtdh w16sdtfl w16du wp14">
+<w:document xmlns:wpc="http://schemas.microsoft.com/office/word/2010/wordprocessingCanvas" xmlns:cx="http://schemas.microsoft.com/office/drawing/2014/chartex" xmlns:cx1="http://schemas.microsoft.com/office/drawing/2015/9/8/chartex" xmlns:cx2="http://schemas.microsoft.com/office/drawing/2015/10/21/chartex" xmlns:cx3="http://schemas.microsoft.com/office/drawing/2016/5/9/chartex" xmlns:cx4="http://schemas.microsoft.com/office/drawing/2016/5/10/chartex" xmlns:cx5="http://schemas.microsoft.com/office/drawing/2016/5/11/chartex" xmlns:cx6="http://schemas.microsoft.com/office/drawing/2016/5/12/chartex" xmlns:cx7="http://schemas.microsoft.com/office/drawing/2016/5/13/chartex" xmlns:cx8="http://schemas.microsoft.com/office/drawing/2016/5/14/chartex" xmlns:mc="http://schemas.openxmlformats.org/markup-compatibility/2006" xmlns:aink="http://schemas.microsoft.com/office/drawing/2016/ink" xmlns:am3d="http://schemas.microsoft.com/office/drawing/2017/model3d" xmlns:o="urn:schemas-microsoft-com:office:office" xmlns:oel="http://schemas.microsoft.com/office/2019/extlst" xmlns:r="http://schemas.openxmlformats.org/officeDocument/2006/relationships" xmlns:m="http://schemas.openxmlformats.org/officeDocument/2006/math" xmlns:v="urn:schemas-microsoft-com:vml" xmlns:wp14="http://schemas.microsoft.com/office/word/2010/wordprocessingDrawing" xmlns:wp="http://schemas.openxmlformats.org/drawingml/2006/wordprocessingDrawing" xmlns:w10="urn:schemas-microsoft-com:office:word" xmlns:w="http://schemas.openxmlformats.org/wordprocessingml/2006/main" xmlns:w14="http://schemas.microsoft.com/office/word/2010/wordml" xmlns:w15="http://schemas.microsoft.com/office/word/2012/wordml" xmlns:w16cei="http://schemas.microsoft.com/office/word/2026/wordml/cei" xmlns:w16cex="http://schemas.microsoft.com/office/word/2018/wordml/cex" xmlns:w16cid="http://schemas.microsoft.com/office/word/2016/wordml/cid" xmlns:w16="http://schemas.microsoft.com/office/word/2018/wordml" xmlns:w16du="http://schemas.microsoft.com/office/word/2023/wordml/word16du" xmlns:w16sdtdh="http://schemas.microsoft.com/office/word/2020/wordml/sdtdatahash" xmlns:w16sdtfl="http://schemas.microsoft.com/office/word/2024/wordml/sdtformatlock" xmlns:w16se="http://schemas.microsoft.com/office/word/2015/wordml/symex" xmlns:wpg="http://schemas.microsoft.com/office/word/2010/wordprocessingGroup" xmlns:wpi="http://schemas.microsoft.com/office/word/2010/wordprocessingInk" xmlns:wne="http://schemas.microsoft.com/office/word/2006/wordml" xmlns:wps="http://schemas.microsoft.com/office/word/2010/wordprocessingShape" mc:Ignorable="w14 w15 w16se w16cid w16 w16cex w16sdtdh w16sdtfl w16du wp14">
   <w:body>
     <w:p>
       <w:pPr>
@@ -69,15 +69,7 @@
           <w:rFonts w:ascii="Times New Roman" w:hAnsi="Times New Roman" w:cs="Times New Roman"/>
           <w:color w:val="000000"/>
         </w:rPr>
-        <w:t>&lt;</w:t>
-      </w:r>
-      <w:proofErr w:type="spellStart"/>
-      <w:r>
-        <w:rPr>
-          <w:rFonts w:ascii="Times New Roman" w:hAnsi="Times New Roman" w:cs="Times New Roman"/>
-          <w:color w:val="000000"/>
-        </w:rPr>
-        <w:t>c</w:t>
+        <w:t>&lt;c</w:t>
       </w:r>
       <w:r>
         <w:rPr>
@@ -86,7 +78,6 @@
         </w:rPr>
         <w:t>n</w:t>
       </w:r>
-      <w:proofErr w:type="spellEnd"/>
       <w:r>
         <w:rPr>
           <w:rFonts w:ascii="Times New Roman" w:hAnsi="Times New Roman" w:cs="Times New Roman"/>
@@ -108,23 +99,7 @@
           <w:rFonts w:ascii="Times New Roman" w:hAnsi="Times New Roman" w:cs="Times New Roman"/>
           <w:color w:val="000000"/>
         </w:rPr>
-        <w:t>&lt;</w:t>
-      </w:r>
-      <w:proofErr w:type="spellStart"/>
-      <w:r>
-        <w:rPr>
-          <w:rFonts w:ascii="Times New Roman" w:hAnsi="Times New Roman" w:cs="Times New Roman"/>
-          <w:color w:val="000000"/>
-        </w:rPr>
-        <w:t>ct</w:t>
-      </w:r>
-      <w:proofErr w:type="spellEnd"/>
-      <w:r>
-        <w:rPr>
-          <w:rFonts w:ascii="Times New Roman" w:hAnsi="Times New Roman" w:cs="Times New Roman"/>
-          <w:color w:val="000000"/>
-        </w:rPr>
-        <w:t>&gt;</w:t>
+        <w:t>&lt;ct&gt;</w:t>
       </w:r>
       <w:r>
         <w:rPr>
@@ -197,23 +172,7 @@
           <w:rFonts w:ascii="Times New Roman" w:hAnsi="Times New Roman" w:cs="Times New Roman"/>
           <w:color w:val="000000"/>
         </w:rPr>
-        <w:t>&lt;a&gt;</w:t>
-      </w:r>
-      <w:proofErr w:type="spellStart"/>
-      <w:r>
-        <w:rPr>
-          <w:rFonts w:ascii="Times New Roman" w:hAnsi="Times New Roman" w:cs="Times New Roman"/>
-          <w:color w:val="000000"/>
-        </w:rPr>
-        <w:t>Presimulation</w:t>
-      </w:r>
-      <w:proofErr w:type="spellEnd"/>
-      <w:r>
-        <w:rPr>
-          <w:rFonts w:ascii="Times New Roman" w:hAnsi="Times New Roman" w:cs="Times New Roman"/>
-          <w:color w:val="000000"/>
-        </w:rPr>
-        <w:t xml:space="preserve"> Activities</w:t>
+        <w:t>&lt;a&gt;Presimulation Activities</w:t>
       </w:r>
     </w:p>
     <w:p>
@@ -231,7 +190,6 @@
         </w:rPr>
         <w:t xml:space="preserve">These activities are designed to enhance your learning experience and help you succeed during the simulation. Your instructor may assign specific or all activities. Please speak to your instructor with any questions. </w:t>
       </w:r>
-      <w:proofErr w:type="spellStart"/>
       <w:r>
         <w:rPr>
           <w:rFonts w:ascii="Times New Roman" w:eastAsia="Times New Roman" w:hAnsi="Times New Roman" w:cs="Times New Roman"/>
@@ -239,7 +197,6 @@
         </w:rPr>
         <w:t>Presimulation</w:t>
       </w:r>
-      <w:proofErr w:type="spellEnd"/>
       <w:r>
         <w:rPr>
           <w:rFonts w:ascii="Times New Roman" w:eastAsia="Times New Roman" w:hAnsi="Times New Roman" w:cs="Times New Roman"/>
@@ -252,54 +209,38 @@
           <w:rFonts w:ascii="Times New Roman" w:eastAsia="Times New Roman" w:hAnsi="Times New Roman" w:cs="Times New Roman"/>
           <w:color w:val="000000" w:themeColor="text1"/>
         </w:rPr>
-        <w:t xml:space="preserve">Activity 1: Supplemental Readings is in the </w:t>
-      </w:r>
-      <w:proofErr w:type="spellStart"/>
-      <w:r>
+        <w:t>Activity 1: Supplemental Readings is in the ebook. We encourage you to read each of the supplemental readings and be prepared to be tested on them.</w:t>
+      </w:r>
+    </w:p>
+    <w:p>
+      <w:pPr>
+        <w:spacing w:line="480" w:lineRule="auto"/>
         <w:rPr>
           <w:rFonts w:ascii="Times New Roman" w:eastAsia="Times New Roman" w:hAnsi="Times New Roman" w:cs="Times New Roman"/>
           <w:color w:val="000000" w:themeColor="text1"/>
         </w:rPr>
-        <w:t>ebook</w:t>
-      </w:r>
-      <w:proofErr w:type="spellEnd"/>
-      <w:r>
+      </w:pPr>
+    </w:p>
+    <w:p>
+      <w:pPr>
+        <w:spacing w:line="480" w:lineRule="auto"/>
         <w:rPr>
           <w:rFonts w:ascii="Times New Roman" w:eastAsia="Times New Roman" w:hAnsi="Times New Roman" w:cs="Times New Roman"/>
           <w:color w:val="000000" w:themeColor="text1"/>
         </w:rPr>
-        <w:t>. We encourage you to read each of the supplemental readings and be prepared to be tested on them.</w:t>
-      </w:r>
-    </w:p>
-    <w:p>
-      <w:pPr>
-        <w:spacing w:line="480" w:lineRule="auto"/>
+      </w:pPr>
+      <w:r>
         <w:rPr>
           <w:rFonts w:ascii="Times New Roman" w:eastAsia="Times New Roman" w:hAnsi="Times New Roman" w:cs="Times New Roman"/>
           <w:color w:val="000000" w:themeColor="text1"/>
         </w:rPr>
-      </w:pPr>
-    </w:p>
-    <w:p>
-      <w:pPr>
-        <w:spacing w:line="480" w:lineRule="auto"/>
+        <w:t>The following activities are downloadable</w:t>
+      </w:r>
+      <w:r>
         <w:rPr>
           <w:rFonts w:ascii="Times New Roman" w:eastAsia="Times New Roman" w:hAnsi="Times New Roman" w:cs="Times New Roman"/>
           <w:color w:val="000000" w:themeColor="text1"/>
         </w:rPr>
-      </w:pPr>
-      <w:r>
-        <w:rPr>
-          <w:rFonts w:ascii="Times New Roman" w:eastAsia="Times New Roman" w:hAnsi="Times New Roman" w:cs="Times New Roman"/>
-          <w:color w:val="000000" w:themeColor="text1"/>
-        </w:rPr>
-        <w:t>The following activities are downloadable</w:t>
-      </w:r>
-      <w:r>
-        <w:rPr>
-          <w:rFonts w:ascii="Times New Roman" w:eastAsia="Times New Roman" w:hAnsi="Times New Roman" w:cs="Times New Roman"/>
-          <w:color w:val="000000" w:themeColor="text1"/>
-        </w:rPr>
         <w:t xml:space="preserve"> so they can be completed and turned in to your instructor.</w:t>
       </w:r>
     </w:p>
@@ -329,9 +270,8 @@
           <w:bCs/>
           <w:color w:val="000000"/>
         </w:rPr>
-        <w:t>\</w:t>
-      </w:r>
-      <w:proofErr w:type="spellStart"/>
+        <w:t>\qq</w:t>
+      </w:r>
       <w:r>
         <w:rPr>
           <w:rFonts w:ascii="Times New Roman" w:hAnsi="Times New Roman" w:cs="Times New Roman"/>
@@ -339,7 +279,7 @@
           <w:bCs/>
           <w:color w:val="000000"/>
         </w:rPr>
-        <w:t>qq</w:t>
+        <w:t xml:space="preserve">BEGIN downloadable content. Button name: </w:t>
       </w:r>
       <w:r>
         <w:rPr>
@@ -348,37 +288,7 @@
           <w:bCs/>
           <w:color w:val="000000"/>
         </w:rPr>
-        <w:t>BEGIN</w:t>
-      </w:r>
-      <w:proofErr w:type="spellEnd"/>
-      <w:r>
-        <w:rPr>
-          <w:rFonts w:ascii="Times New Roman" w:hAnsi="Times New Roman" w:cs="Times New Roman"/>
-          <w:b/>
-          <w:bCs/>
-          <w:color w:val="000000"/>
-        </w:rPr>
-        <w:t xml:space="preserve"> downloadable content. Button name: </w:t>
-      </w:r>
-      <w:proofErr w:type="spellStart"/>
-      <w:r>
-        <w:rPr>
-          <w:rFonts w:ascii="Times New Roman" w:hAnsi="Times New Roman" w:cs="Times New Roman"/>
-          <w:b/>
-          <w:bCs/>
-          <w:color w:val="000000"/>
-        </w:rPr>
-        <w:t>Presimulation</w:t>
-      </w:r>
-      <w:proofErr w:type="spellEnd"/>
-      <w:r>
-        <w:rPr>
-          <w:rFonts w:ascii="Times New Roman" w:hAnsi="Times New Roman" w:cs="Times New Roman"/>
-          <w:b/>
-          <w:bCs/>
-          <w:color w:val="000000"/>
-        </w:rPr>
-        <w:t xml:space="preserve"> Activity 2: Special Tests</w:t>
+        <w:t>Presimulation Activity 2: Special Tests</w:t>
       </w:r>
     </w:p>
     <w:p>
@@ -395,23 +305,7 @@
           <w:color w:val="000000"/>
         </w:rPr>
         <w:lastRenderedPageBreak/>
-        <w:t>&lt;title&gt;</w:t>
-      </w:r>
-      <w:proofErr w:type="spellStart"/>
-      <w:r>
-        <w:rPr>
-          <w:rFonts w:ascii="Times New Roman" w:hAnsi="Times New Roman" w:cs="Times New Roman"/>
-          <w:color w:val="000000"/>
-        </w:rPr>
-        <w:t>Presimulation</w:t>
-      </w:r>
-      <w:proofErr w:type="spellEnd"/>
-      <w:r>
-        <w:rPr>
-          <w:rFonts w:ascii="Times New Roman" w:hAnsi="Times New Roman" w:cs="Times New Roman"/>
-          <w:color w:val="000000"/>
-        </w:rPr>
-        <w:t xml:space="preserve"> Activity</w:t>
+        <w:t>&lt;title&gt;Presimulation Activity</w:t>
       </w:r>
       <w:r>
         <w:rPr>
@@ -610,19 +504,28 @@
           <w:bCs/>
           <w:color w:val="000000"/>
         </w:rPr>
-        <w:t>\</w:t>
-      </w:r>
-      <w:proofErr w:type="spellStart"/>
-      <w:r>
+        <w:t>\qqEND downloadable content\</w:t>
+      </w:r>
+    </w:p>
+    <w:p>
+      <w:pPr>
+        <w:spacing w:line="480" w:lineRule="auto"/>
+        <w:rPr>
+          <w:rFonts w:ascii="Times New Roman" w:hAnsi="Times New Roman" w:cs="Times New Roman"/>
+          <w:color w:val="000000"/>
+        </w:rPr>
+      </w:pPr>
+    </w:p>
+    <w:p>
+      <w:pPr>
+        <w:spacing w:line="480" w:lineRule="auto"/>
         <w:rPr>
           <w:rFonts w:ascii="Times New Roman" w:hAnsi="Times New Roman" w:cs="Times New Roman"/>
           <w:b/>
           <w:bCs/>
           <w:color w:val="000000"/>
         </w:rPr>
-        <w:t>qqEND</w:t>
-      </w:r>
-      <w:proofErr w:type="spellEnd"/>
+      </w:pPr>
       <w:r>
         <w:rPr>
           <w:rFonts w:ascii="Times New Roman" w:hAnsi="Times New Roman" w:cs="Times New Roman"/>
@@ -630,28 +533,17 @@
           <w:bCs/>
           <w:color w:val="000000"/>
         </w:rPr>
-        <w:t xml:space="preserve"> downloadable content\</w:t>
-      </w:r>
-    </w:p>
-    <w:p>
-      <w:pPr>
-        <w:spacing w:line="480" w:lineRule="auto"/>
-        <w:rPr>
-          <w:rFonts w:ascii="Times New Roman" w:hAnsi="Times New Roman" w:cs="Times New Roman"/>
-          <w:color w:val="000000"/>
-        </w:rPr>
-      </w:pPr>
-    </w:p>
-    <w:p>
-      <w:pPr>
-        <w:spacing w:line="480" w:lineRule="auto"/>
+        <w:t>\qq</w:t>
+      </w:r>
+      <w:r>
         <w:rPr>
           <w:rFonts w:ascii="Times New Roman" w:hAnsi="Times New Roman" w:cs="Times New Roman"/>
           <w:b/>
           <w:bCs/>
           <w:color w:val="000000"/>
         </w:rPr>
-      </w:pPr>
+        <w:t xml:space="preserve">BEGIN downloadable content. Button name: </w:t>
+      </w:r>
       <w:r>
         <w:rPr>
           <w:rFonts w:ascii="Times New Roman" w:hAnsi="Times New Roman" w:cs="Times New Roman"/>
@@ -659,88 +551,23 @@
           <w:bCs/>
           <w:color w:val="000000"/>
         </w:rPr>
-        <w:t>\</w:t>
-      </w:r>
-      <w:proofErr w:type="spellStart"/>
-      <w:r>
-        <w:rPr>
-          <w:rFonts w:ascii="Times New Roman" w:hAnsi="Times New Roman" w:cs="Times New Roman"/>
-          <w:b/>
-          <w:bCs/>
-          <w:color w:val="000000"/>
-        </w:rPr>
-        <w:t>qq</w:t>
-      </w:r>
-      <w:r>
-        <w:rPr>
-          <w:rFonts w:ascii="Times New Roman" w:hAnsi="Times New Roman" w:cs="Times New Roman"/>
-          <w:b/>
-          <w:bCs/>
-          <w:color w:val="000000"/>
-        </w:rPr>
-        <w:t>BEGIN</w:t>
-      </w:r>
-      <w:proofErr w:type="spellEnd"/>
-      <w:r>
-        <w:rPr>
-          <w:rFonts w:ascii="Times New Roman" w:hAnsi="Times New Roman" w:cs="Times New Roman"/>
-          <w:b/>
-          <w:bCs/>
-          <w:color w:val="000000"/>
-        </w:rPr>
-        <w:t xml:space="preserve"> downloadable content. Button name: </w:t>
-      </w:r>
-      <w:proofErr w:type="spellStart"/>
-      <w:r>
-        <w:rPr>
-          <w:rFonts w:ascii="Times New Roman" w:hAnsi="Times New Roman" w:cs="Times New Roman"/>
-          <w:b/>
-          <w:bCs/>
-          <w:color w:val="000000"/>
-        </w:rPr>
-        <w:t>Presimulation</w:t>
-      </w:r>
-      <w:proofErr w:type="spellEnd"/>
-      <w:r>
-        <w:rPr>
-          <w:rFonts w:ascii="Times New Roman" w:hAnsi="Times New Roman" w:cs="Times New Roman"/>
-          <w:b/>
-          <w:bCs/>
-          <w:color w:val="000000"/>
-        </w:rPr>
-        <w:t xml:space="preserve"> Activity 3: Anatomy</w:t>
-      </w:r>
-    </w:p>
-    <w:p>
-      <w:pPr>
-        <w:spacing w:line="480" w:lineRule="auto"/>
-        <w:rPr>
-          <w:rFonts w:ascii="Times New Roman" w:hAnsi="Times New Roman" w:cs="Times New Roman"/>
-          <w:color w:val="000000"/>
-        </w:rPr>
-      </w:pPr>
-      <w:r>
-        <w:rPr>
-          <w:rFonts w:ascii="Times New Roman" w:hAnsi="Times New Roman" w:cs="Times New Roman"/>
-          <w:color w:val="000000"/>
-        </w:rPr>
-        <w:t>&lt;title&gt;</w:t>
-      </w:r>
-      <w:proofErr w:type="spellStart"/>
-      <w:r>
-        <w:rPr>
-          <w:rFonts w:ascii="Times New Roman" w:hAnsi="Times New Roman" w:cs="Times New Roman"/>
-          <w:color w:val="000000"/>
-        </w:rPr>
-        <w:t>Presimulation</w:t>
-      </w:r>
-      <w:proofErr w:type="spellEnd"/>
-      <w:r>
-        <w:rPr>
-          <w:rFonts w:ascii="Times New Roman" w:hAnsi="Times New Roman" w:cs="Times New Roman"/>
-          <w:color w:val="000000"/>
-        </w:rPr>
-        <w:t xml:space="preserve"> Activity</w:t>
+        <w:t>Presimulation Activity 3: Anatomy</w:t>
+      </w:r>
+    </w:p>
+    <w:p>
+      <w:pPr>
+        <w:spacing w:line="480" w:lineRule="auto"/>
+        <w:rPr>
+          <w:rFonts w:ascii="Times New Roman" w:hAnsi="Times New Roman" w:cs="Times New Roman"/>
+          <w:color w:val="000000"/>
+        </w:rPr>
+      </w:pPr>
+      <w:r>
+        <w:rPr>
+          <w:rFonts w:ascii="Times New Roman" w:hAnsi="Times New Roman" w:cs="Times New Roman"/>
+          <w:color w:val="000000"/>
+        </w:rPr>
+        <w:t>&lt;title&gt;Presimulation Activity</w:t>
       </w:r>
       <w:r>
         <w:rPr>
@@ -840,23 +667,7 @@
           <w:rFonts w:ascii="Times New Roman" w:hAnsi="Times New Roman" w:cs="Times New Roman"/>
           <w:color w:val="000000"/>
         </w:rPr>
-        <w:t xml:space="preserve">How </w:t>
-      </w:r>
-      <w:proofErr w:type="gramStart"/>
-      <w:r>
-        <w:rPr>
-          <w:rFonts w:ascii="Times New Roman" w:hAnsi="Times New Roman" w:cs="Times New Roman"/>
-          <w:color w:val="000000"/>
-        </w:rPr>
-        <w:t>does</w:t>
-      </w:r>
-      <w:proofErr w:type="gramEnd"/>
-      <w:r>
-        <w:rPr>
-          <w:rFonts w:ascii="Times New Roman" w:hAnsi="Times New Roman" w:cs="Times New Roman"/>
-          <w:color w:val="000000"/>
-        </w:rPr>
-        <w:t xml:space="preserve"> a meniscus injury likely present?</w:t>
+        <w:t>How does a meniscus injury likely present?</w:t>
       </w:r>
     </w:p>
     <w:p>
@@ -960,19 +771,28 @@
           <w:bCs/>
           <w:color w:val="000000"/>
         </w:rPr>
-        <w:t>\</w:t>
-      </w:r>
-      <w:proofErr w:type="spellStart"/>
-      <w:r>
+        <w:t>\qqEND downloadable content\</w:t>
+      </w:r>
+    </w:p>
+    <w:p>
+      <w:pPr>
+        <w:spacing w:line="480" w:lineRule="auto"/>
+        <w:rPr>
+          <w:rFonts w:ascii="Times New Roman" w:hAnsi="Times New Roman" w:cs="Times New Roman"/>
+          <w:color w:val="000000"/>
+        </w:rPr>
+      </w:pPr>
+    </w:p>
+    <w:p>
+      <w:pPr>
+        <w:spacing w:line="480" w:lineRule="auto"/>
         <w:rPr>
           <w:rFonts w:ascii="Times New Roman" w:hAnsi="Times New Roman" w:cs="Times New Roman"/>
           <w:b/>
           <w:bCs/>
           <w:color w:val="000000"/>
         </w:rPr>
-        <w:t>qqEND</w:t>
-      </w:r>
-      <w:proofErr w:type="spellEnd"/>
+      </w:pPr>
       <w:r>
         <w:rPr>
           <w:rFonts w:ascii="Times New Roman" w:hAnsi="Times New Roman" w:cs="Times New Roman"/>
@@ -980,28 +800,17 @@
           <w:bCs/>
           <w:color w:val="000000"/>
         </w:rPr>
-        <w:t xml:space="preserve"> downloadable content\</w:t>
-      </w:r>
-    </w:p>
-    <w:p>
-      <w:pPr>
-        <w:spacing w:line="480" w:lineRule="auto"/>
-        <w:rPr>
-          <w:rFonts w:ascii="Times New Roman" w:hAnsi="Times New Roman" w:cs="Times New Roman"/>
-          <w:color w:val="000000"/>
-        </w:rPr>
-      </w:pPr>
-    </w:p>
-    <w:p>
-      <w:pPr>
-        <w:spacing w:line="480" w:lineRule="auto"/>
+        <w:t>\qq</w:t>
+      </w:r>
+      <w:r>
         <w:rPr>
           <w:rFonts w:ascii="Times New Roman" w:hAnsi="Times New Roman" w:cs="Times New Roman"/>
           <w:b/>
           <w:bCs/>
           <w:color w:val="000000"/>
         </w:rPr>
-      </w:pPr>
+        <w:t xml:space="preserve">BEGIN downloadable content. Button name: </w:t>
+      </w:r>
       <w:r>
         <w:rPr>
           <w:rFonts w:ascii="Times New Roman" w:hAnsi="Times New Roman" w:cs="Times New Roman"/>
@@ -1009,88 +818,23 @@
           <w:bCs/>
           <w:color w:val="000000"/>
         </w:rPr>
-        <w:t>\</w:t>
-      </w:r>
-      <w:proofErr w:type="spellStart"/>
-      <w:r>
-        <w:rPr>
-          <w:rFonts w:ascii="Times New Roman" w:hAnsi="Times New Roman" w:cs="Times New Roman"/>
-          <w:b/>
-          <w:bCs/>
-          <w:color w:val="000000"/>
-        </w:rPr>
-        <w:t>qq</w:t>
-      </w:r>
-      <w:r>
-        <w:rPr>
-          <w:rFonts w:ascii="Times New Roman" w:hAnsi="Times New Roman" w:cs="Times New Roman"/>
-          <w:b/>
-          <w:bCs/>
-          <w:color w:val="000000"/>
-        </w:rPr>
-        <w:t>BEGIN</w:t>
-      </w:r>
-      <w:proofErr w:type="spellEnd"/>
-      <w:r>
-        <w:rPr>
-          <w:rFonts w:ascii="Times New Roman" w:hAnsi="Times New Roman" w:cs="Times New Roman"/>
-          <w:b/>
-          <w:bCs/>
-          <w:color w:val="000000"/>
-        </w:rPr>
-        <w:t xml:space="preserve"> downloadable content. Button name: </w:t>
-      </w:r>
-      <w:proofErr w:type="spellStart"/>
-      <w:r>
-        <w:rPr>
-          <w:rFonts w:ascii="Times New Roman" w:hAnsi="Times New Roman" w:cs="Times New Roman"/>
-          <w:b/>
-          <w:bCs/>
-          <w:color w:val="000000"/>
-        </w:rPr>
-        <w:t>Presimulation</w:t>
-      </w:r>
-      <w:proofErr w:type="spellEnd"/>
-      <w:r>
-        <w:rPr>
-          <w:rFonts w:ascii="Times New Roman" w:hAnsi="Times New Roman" w:cs="Times New Roman"/>
-          <w:b/>
-          <w:bCs/>
-          <w:color w:val="000000"/>
-        </w:rPr>
-        <w:t xml:space="preserve"> Activity 4: Insurance</w:t>
-      </w:r>
-    </w:p>
-    <w:p>
-      <w:pPr>
-        <w:spacing w:line="480" w:lineRule="auto"/>
-        <w:rPr>
-          <w:rFonts w:ascii="Times New Roman" w:hAnsi="Times New Roman" w:cs="Times New Roman"/>
-          <w:color w:val="000000"/>
-        </w:rPr>
-      </w:pPr>
-      <w:r>
-        <w:rPr>
-          <w:rFonts w:ascii="Times New Roman" w:hAnsi="Times New Roman" w:cs="Times New Roman"/>
-          <w:color w:val="000000"/>
-        </w:rPr>
-        <w:t>&lt;title&gt;</w:t>
-      </w:r>
-      <w:proofErr w:type="spellStart"/>
-      <w:r>
-        <w:rPr>
-          <w:rFonts w:ascii="Times New Roman" w:hAnsi="Times New Roman" w:cs="Times New Roman"/>
-          <w:color w:val="000000"/>
-        </w:rPr>
-        <w:t>Presimulation</w:t>
-      </w:r>
-      <w:proofErr w:type="spellEnd"/>
-      <w:r>
-        <w:rPr>
-          <w:rFonts w:ascii="Times New Roman" w:hAnsi="Times New Roman" w:cs="Times New Roman"/>
-          <w:color w:val="000000"/>
-        </w:rPr>
-        <w:t xml:space="preserve"> Activity</w:t>
+        <w:t>Presimulation Activity 4: Insurance</w:t>
+      </w:r>
+    </w:p>
+    <w:p>
+      <w:pPr>
+        <w:spacing w:line="480" w:lineRule="auto"/>
+        <w:rPr>
+          <w:rFonts w:ascii="Times New Roman" w:hAnsi="Times New Roman" w:cs="Times New Roman"/>
+          <w:color w:val="000000"/>
+        </w:rPr>
+      </w:pPr>
+      <w:r>
+        <w:rPr>
+          <w:rFonts w:ascii="Times New Roman" w:hAnsi="Times New Roman" w:cs="Times New Roman"/>
+          <w:color w:val="000000"/>
+        </w:rPr>
+        <w:t>&lt;title&gt;Presimulation Activity</w:t>
       </w:r>
       <w:r>
         <w:rPr>
@@ -1248,23 +992,7 @@
           <w:rFonts w:ascii="Times New Roman" w:hAnsi="Times New Roman" w:cs="Times New Roman"/>
           <w:color w:val="000000"/>
         </w:rPr>
-        <w:t xml:space="preserve">Can you get </w:t>
-      </w:r>
-      <w:proofErr w:type="spellStart"/>
-      <w:r>
-        <w:rPr>
-          <w:rFonts w:ascii="Times New Roman" w:hAnsi="Times New Roman" w:cs="Times New Roman"/>
-          <w:color w:val="000000"/>
-        </w:rPr>
-        <w:t>postsurgery</w:t>
-      </w:r>
-      <w:proofErr w:type="spellEnd"/>
-      <w:r>
-        <w:rPr>
-          <w:rFonts w:ascii="Times New Roman" w:hAnsi="Times New Roman" w:cs="Times New Roman"/>
-          <w:color w:val="000000"/>
-        </w:rPr>
-        <w:t xml:space="preserve"> rehabilitation?</w:t>
+        <w:t>Can you get postsurgery rehabilitation?</w:t>
       </w:r>
     </w:p>
     <w:p>
@@ -1284,50 +1012,48 @@
           <w:bCs/>
           <w:color w:val="000000"/>
         </w:rPr>
-        <w:t>\</w:t>
-      </w:r>
-      <w:proofErr w:type="spellStart"/>
-      <w:r>
+        <w:t>\qqEND downloadable content\</w:t>
+      </w:r>
+    </w:p>
+    <w:p>
+      <w:pPr>
+        <w:spacing w:line="480" w:lineRule="auto"/>
         <w:rPr>
           <w:rFonts w:ascii="Times New Roman" w:hAnsi="Times New Roman" w:cs="Times New Roman"/>
           <w:b/>
           <w:bCs/>
           <w:color w:val="000000"/>
         </w:rPr>
-        <w:t>qqEND</w:t>
-      </w:r>
-      <w:proofErr w:type="spellEnd"/>
-      <w:r>
+      </w:pPr>
+    </w:p>
+    <w:p>
+      <w:pPr>
+        <w:spacing w:line="480" w:lineRule="auto"/>
         <w:rPr>
           <w:rFonts w:ascii="Times New Roman" w:hAnsi="Times New Roman" w:cs="Times New Roman"/>
           <w:b/>
           <w:bCs/>
           <w:color w:val="000000"/>
         </w:rPr>
-        <w:t xml:space="preserve"> downloadable content\</w:t>
-      </w:r>
-    </w:p>
-    <w:p>
-      <w:pPr>
-        <w:spacing w:line="480" w:lineRule="auto"/>
+      </w:pPr>
+      <w:r>
         <w:rPr>
           <w:rFonts w:ascii="Times New Roman" w:hAnsi="Times New Roman" w:cs="Times New Roman"/>
           <w:b/>
           <w:bCs/>
           <w:color w:val="000000"/>
         </w:rPr>
-      </w:pPr>
-    </w:p>
-    <w:p>
-      <w:pPr>
-        <w:spacing w:line="480" w:lineRule="auto"/>
+        <w:t>\qq</w:t>
+      </w:r>
+      <w:r>
         <w:rPr>
           <w:rFonts w:ascii="Times New Roman" w:hAnsi="Times New Roman" w:cs="Times New Roman"/>
           <w:b/>
           <w:bCs/>
           <w:color w:val="000000"/>
         </w:rPr>
-      </w:pPr>
+        <w:t xml:space="preserve">BEGIN downloadable content. Button name: </w:t>
+      </w:r>
       <w:r>
         <w:rPr>
           <w:rFonts w:ascii="Times New Roman" w:hAnsi="Times New Roman" w:cs="Times New Roman"/>
@@ -1335,88 +1061,23 @@
           <w:bCs/>
           <w:color w:val="000000"/>
         </w:rPr>
-        <w:t>\</w:t>
-      </w:r>
-      <w:proofErr w:type="spellStart"/>
-      <w:r>
-        <w:rPr>
-          <w:rFonts w:ascii="Times New Roman" w:hAnsi="Times New Roman" w:cs="Times New Roman"/>
-          <w:b/>
-          <w:bCs/>
-          <w:color w:val="000000"/>
-        </w:rPr>
-        <w:t>qq</w:t>
-      </w:r>
-      <w:r>
-        <w:rPr>
-          <w:rFonts w:ascii="Times New Roman" w:hAnsi="Times New Roman" w:cs="Times New Roman"/>
-          <w:b/>
-          <w:bCs/>
-          <w:color w:val="000000"/>
-        </w:rPr>
-        <w:t>BEGIN</w:t>
-      </w:r>
-      <w:proofErr w:type="spellEnd"/>
-      <w:r>
-        <w:rPr>
-          <w:rFonts w:ascii="Times New Roman" w:hAnsi="Times New Roman" w:cs="Times New Roman"/>
-          <w:b/>
-          <w:bCs/>
-          <w:color w:val="000000"/>
-        </w:rPr>
-        <w:t xml:space="preserve"> downloadable content. Button name: </w:t>
-      </w:r>
-      <w:proofErr w:type="spellStart"/>
-      <w:r>
-        <w:rPr>
-          <w:rFonts w:ascii="Times New Roman" w:hAnsi="Times New Roman" w:cs="Times New Roman"/>
-          <w:b/>
-          <w:bCs/>
-          <w:color w:val="000000"/>
-        </w:rPr>
-        <w:t>Presimulation</w:t>
-      </w:r>
-      <w:proofErr w:type="spellEnd"/>
-      <w:r>
-        <w:rPr>
-          <w:rFonts w:ascii="Times New Roman" w:hAnsi="Times New Roman" w:cs="Times New Roman"/>
-          <w:b/>
-          <w:bCs/>
-          <w:color w:val="000000"/>
-        </w:rPr>
-        <w:t xml:space="preserve"> Activity 5: Social Determinants of Health</w:t>
-      </w:r>
-    </w:p>
-    <w:p>
-      <w:pPr>
-        <w:spacing w:line="480" w:lineRule="auto"/>
-        <w:rPr>
-          <w:rFonts w:ascii="Times New Roman" w:hAnsi="Times New Roman" w:cs="Times New Roman"/>
-          <w:color w:val="000000"/>
-        </w:rPr>
-      </w:pPr>
-      <w:r>
-        <w:rPr>
-          <w:rFonts w:ascii="Times New Roman" w:hAnsi="Times New Roman" w:cs="Times New Roman"/>
-          <w:color w:val="000000"/>
-        </w:rPr>
-        <w:t>&lt;title&gt;</w:t>
-      </w:r>
-      <w:proofErr w:type="spellStart"/>
-      <w:r>
-        <w:rPr>
-          <w:rFonts w:ascii="Times New Roman" w:hAnsi="Times New Roman" w:cs="Times New Roman"/>
-          <w:color w:val="000000"/>
-        </w:rPr>
-        <w:t>Presimulation</w:t>
-      </w:r>
-      <w:proofErr w:type="spellEnd"/>
-      <w:r>
-        <w:rPr>
-          <w:rFonts w:ascii="Times New Roman" w:hAnsi="Times New Roman" w:cs="Times New Roman"/>
-          <w:color w:val="000000"/>
-        </w:rPr>
-        <w:t xml:space="preserve"> Activity</w:t>
+        <w:t>Presimulation Activity 5: Social Determinants of Health</w:t>
+      </w:r>
+    </w:p>
+    <w:p>
+      <w:pPr>
+        <w:spacing w:line="480" w:lineRule="auto"/>
+        <w:rPr>
+          <w:rFonts w:ascii="Times New Roman" w:hAnsi="Times New Roman" w:cs="Times New Roman"/>
+          <w:color w:val="000000"/>
+        </w:rPr>
+      </w:pPr>
+      <w:r>
+        <w:rPr>
+          <w:rFonts w:ascii="Times New Roman" w:hAnsi="Times New Roman" w:cs="Times New Roman"/>
+          <w:color w:val="000000"/>
+        </w:rPr>
+        <w:t>&lt;title&gt;Presimulation Activity</w:t>
       </w:r>
       <w:r>
         <w:rPr>
@@ -1580,23 +1241,7 @@
           <w:rFonts w:ascii="Times New Roman" w:hAnsi="Times New Roman" w:cs="Times New Roman"/>
           <w:color w:val="000000"/>
         </w:rPr>
-        <w:t xml:space="preserve">Provide an example of how a system could change to improve </w:t>
-      </w:r>
-      <w:proofErr w:type="gramStart"/>
-      <w:r>
-        <w:rPr>
-          <w:rFonts w:ascii="Times New Roman" w:hAnsi="Times New Roman" w:cs="Times New Roman"/>
-          <w:color w:val="000000"/>
-        </w:rPr>
-        <w:t>the access</w:t>
-      </w:r>
-      <w:proofErr w:type="gramEnd"/>
-      <w:r>
-        <w:rPr>
-          <w:rFonts w:ascii="Times New Roman" w:hAnsi="Times New Roman" w:cs="Times New Roman"/>
-          <w:color w:val="000000"/>
-        </w:rPr>
-        <w:t>, equity, equality, or SDOH.</w:t>
+        <w:t>Provide an example of how a system could change to improve the access, equity, equality, or SDOH.</w:t>
       </w:r>
     </w:p>
     <w:p>
@@ -1617,23 +1262,7 @@
           <w:rFonts w:ascii="Times New Roman" w:hAnsi="Times New Roman" w:cs="Times New Roman"/>
           <w:color w:val="000000"/>
         </w:rPr>
-        <w:t xml:space="preserve">Provide an example of how an AT or individual health care clinician could change to improve </w:t>
-      </w:r>
-      <w:proofErr w:type="gramStart"/>
-      <w:r>
-        <w:rPr>
-          <w:rFonts w:ascii="Times New Roman" w:hAnsi="Times New Roman" w:cs="Times New Roman"/>
-          <w:color w:val="000000"/>
-        </w:rPr>
-        <w:t>the access</w:t>
-      </w:r>
-      <w:proofErr w:type="gramEnd"/>
-      <w:r>
-        <w:rPr>
-          <w:rFonts w:ascii="Times New Roman" w:hAnsi="Times New Roman" w:cs="Times New Roman"/>
-          <w:color w:val="000000"/>
-        </w:rPr>
-        <w:t>, equity, equality, and SDOH.</w:t>
+        <w:t>Provide an example of how an AT or individual health care clinician could change to improve the access, equity, equality, and SDOH.</w:t>
       </w:r>
     </w:p>
     <w:p>
@@ -1654,31 +1283,23 @@
           <w:rFonts w:ascii="Times New Roman" w:hAnsi="Times New Roman" w:cs="Times New Roman"/>
           <w:color w:val="000000"/>
         </w:rPr>
-        <w:t xml:space="preserve">Consider who has the responsibility to improve each of these factors that affect health? Is it you, the organization, society, or the </w:t>
-      </w:r>
-      <w:proofErr w:type="gramStart"/>
-      <w:r>
-        <w:rPr>
-          <w:rFonts w:ascii="Times New Roman" w:hAnsi="Times New Roman" w:cs="Times New Roman"/>
-          <w:color w:val="000000"/>
-        </w:rPr>
-        <w:t>govern</w:t>
-      </w:r>
-      <w:r>
-        <w:rPr>
-          <w:rFonts w:ascii="Times New Roman" w:hAnsi="Times New Roman" w:cs="Times New Roman"/>
-          <w:color w:val="000000"/>
-        </w:rPr>
-        <w:softHyphen/>
-        <w:t>ment</w:t>
-      </w:r>
-      <w:proofErr w:type="gramEnd"/>
-      <w:r>
-        <w:rPr>
-          <w:rFonts w:ascii="Times New Roman" w:hAnsi="Times New Roman" w:cs="Times New Roman"/>
-          <w:color w:val="000000"/>
-        </w:rPr>
-        <w:t>? If so, what is reasonable to expect of each, and how does this happen?</w:t>
+        <w:t>Consider who has the responsibility to improve each of these factors that affect health? Is it you, the organization, society, or the govern</w:t>
+      </w:r>
+      <w:del w:id="1" w:author="Anna Seaman" w:date="2026-08-14T09:18:00Z" w16du:dateUtc="2026-08-14T14:18:00Z">
+        <w:r>
+          <w:rPr>
+            <w:rFonts w:ascii="Times New Roman" w:hAnsi="Times New Roman" w:cs="Times New Roman"/>
+            <w:color w:val="000000"/>
+          </w:rPr>
+          <w:softHyphen/>
+        </w:r>
+      </w:del>
+      <w:r>
+        <w:rPr>
+          <w:rFonts w:ascii="Times New Roman" w:hAnsi="Times New Roman" w:cs="Times New Roman"/>
+          <w:color w:val="000000"/>
+        </w:rPr>
+        <w:t>ment? If so, what is reasonable to expect of each, and how does this happen?</w:t>
       </w:r>
     </w:p>
     <w:bookmarkEnd w:id="0"/>
@@ -1699,19 +1320,83 @@
           <w:bCs/>
           <w:color w:val="000000"/>
         </w:rPr>
-        <w:t>\</w:t>
-      </w:r>
-      <w:proofErr w:type="spellStart"/>
-      <w:r>
+        <w:t>\qqEND downloadable content\</w:t>
+      </w:r>
+    </w:p>
+    <w:p>
+      <w:pPr>
+        <w:spacing w:line="480" w:lineRule="auto"/>
+        <w:rPr>
+          <w:rFonts w:ascii="Times New Roman" w:hAnsi="Times New Roman" w:cs="Times New Roman"/>
+          <w:color w:val="000000"/>
+        </w:rPr>
+      </w:pPr>
+    </w:p>
+    <w:p>
+      <w:pPr>
+        <w:spacing w:line="480" w:lineRule="auto"/>
+        <w:rPr>
+          <w:rFonts w:ascii="Times New Roman" w:hAnsi="Times New Roman" w:cs="Times New Roman"/>
+          <w:color w:val="000000"/>
+        </w:rPr>
+      </w:pPr>
+      <w:r>
+        <w:rPr>
+          <w:rFonts w:ascii="Times New Roman" w:hAnsi="Times New Roman" w:cs="Times New Roman"/>
+          <w:color w:val="000000"/>
+        </w:rPr>
+        <w:t>&lt;title&gt;</w:t>
+      </w:r>
+      <w:r>
+        <w:rPr>
+          <w:rFonts w:ascii="Times New Roman" w:hAnsi="Times New Roman" w:cs="Times New Roman"/>
+          <w:color w:val="000000"/>
+        </w:rPr>
+        <w:t xml:space="preserve">Postsimulation </w:t>
+      </w:r>
+      <w:r>
+        <w:rPr>
+          <w:rFonts w:ascii="Times New Roman" w:hAnsi="Times New Roman" w:cs="Times New Roman"/>
+          <w:color w:val="000000"/>
+        </w:rPr>
+        <w:t>Activities</w:t>
+      </w:r>
+    </w:p>
+    <w:p>
+      <w:pPr>
+        <w:spacing w:line="480" w:lineRule="auto"/>
+        <w:rPr>
+          <w:rFonts w:ascii="Times New Roman" w:eastAsia="Times New Roman" w:hAnsi="Times New Roman" w:cs="Times New Roman"/>
+          <w:color w:val="000000"/>
+        </w:rPr>
+      </w:pPr>
+      <w:r>
+        <w:rPr>
+          <w:rFonts w:ascii="Times New Roman" w:eastAsia="Times New Roman" w:hAnsi="Times New Roman" w:cs="Times New Roman"/>
+          <w:color w:val="000000"/>
+        </w:rPr>
+        <w:t>These postsimulation activities are designed to enhance your learning from the simulation experience and your reflection on the experience. Your instructor may assign specific activities or all activities. Please speak to your instructor if you have questions.</w:t>
+      </w:r>
+    </w:p>
+    <w:p>
+      <w:pPr>
+        <w:spacing w:line="480" w:lineRule="auto"/>
+        <w:rPr>
+          <w:rFonts w:ascii="Times New Roman" w:hAnsi="Times New Roman" w:cs="Times New Roman"/>
+          <w:color w:val="000000"/>
+        </w:rPr>
+      </w:pPr>
+    </w:p>
+    <w:p>
+      <w:pPr>
+        <w:spacing w:line="480" w:lineRule="auto"/>
         <w:rPr>
           <w:rFonts w:ascii="Times New Roman" w:hAnsi="Times New Roman" w:cs="Times New Roman"/>
           <w:b/>
           <w:bCs/>
           <w:color w:val="000000"/>
         </w:rPr>
-        <w:t>qqEND</w:t>
-      </w:r>
-      <w:proofErr w:type="spellEnd"/>
+      </w:pPr>
       <w:r>
         <w:rPr>
           <w:rFonts w:ascii="Times New Roman" w:hAnsi="Times New Roman" w:cs="Times New Roman"/>
@@ -1719,108 +1404,17 @@
           <w:bCs/>
           <w:color w:val="000000"/>
         </w:rPr>
-        <w:t xml:space="preserve"> downloadable content\</w:t>
-      </w:r>
-    </w:p>
-    <w:p>
-      <w:pPr>
-        <w:spacing w:line="480" w:lineRule="auto"/>
-        <w:rPr>
-          <w:rFonts w:ascii="Times New Roman" w:hAnsi="Times New Roman" w:cs="Times New Roman"/>
-          <w:color w:val="000000"/>
-        </w:rPr>
-      </w:pPr>
-    </w:p>
-    <w:p>
-      <w:pPr>
-        <w:spacing w:line="480" w:lineRule="auto"/>
-        <w:rPr>
-          <w:rFonts w:ascii="Times New Roman" w:hAnsi="Times New Roman" w:cs="Times New Roman"/>
-          <w:color w:val="000000"/>
-        </w:rPr>
-      </w:pPr>
-      <w:r>
-        <w:rPr>
-          <w:rFonts w:ascii="Times New Roman" w:hAnsi="Times New Roman" w:cs="Times New Roman"/>
-          <w:color w:val="000000"/>
-        </w:rPr>
-        <w:t>&lt;title&gt;</w:t>
-      </w:r>
-      <w:proofErr w:type="spellStart"/>
-      <w:r>
-        <w:rPr>
-          <w:rFonts w:ascii="Times New Roman" w:hAnsi="Times New Roman" w:cs="Times New Roman"/>
-          <w:color w:val="000000"/>
-        </w:rPr>
-        <w:t>Postsimulation</w:t>
-      </w:r>
-      <w:proofErr w:type="spellEnd"/>
-      <w:r>
-        <w:rPr>
-          <w:rFonts w:ascii="Times New Roman" w:hAnsi="Times New Roman" w:cs="Times New Roman"/>
-          <w:color w:val="000000"/>
-        </w:rPr>
-        <w:t xml:space="preserve"> </w:t>
-      </w:r>
-      <w:r>
-        <w:rPr>
-          <w:rFonts w:ascii="Times New Roman" w:hAnsi="Times New Roman" w:cs="Times New Roman"/>
-          <w:color w:val="000000"/>
-        </w:rPr>
-        <w:t>Activities</w:t>
-      </w:r>
-    </w:p>
-    <w:p>
-      <w:pPr>
-        <w:spacing w:line="480" w:lineRule="auto"/>
-        <w:rPr>
-          <w:rFonts w:ascii="Times New Roman" w:eastAsia="Times New Roman" w:hAnsi="Times New Roman" w:cs="Times New Roman"/>
-          <w:color w:val="000000"/>
-        </w:rPr>
-      </w:pPr>
-      <w:r>
-        <w:rPr>
-          <w:rFonts w:ascii="Times New Roman" w:eastAsia="Times New Roman" w:hAnsi="Times New Roman" w:cs="Times New Roman"/>
-          <w:color w:val="000000"/>
-        </w:rPr>
-        <w:t xml:space="preserve">These </w:t>
-      </w:r>
-      <w:proofErr w:type="spellStart"/>
-      <w:r>
-        <w:rPr>
-          <w:rFonts w:ascii="Times New Roman" w:eastAsia="Times New Roman" w:hAnsi="Times New Roman" w:cs="Times New Roman"/>
-          <w:color w:val="000000"/>
-        </w:rPr>
-        <w:t>postsimulation</w:t>
-      </w:r>
-      <w:proofErr w:type="spellEnd"/>
-      <w:r>
-        <w:rPr>
-          <w:rFonts w:ascii="Times New Roman" w:eastAsia="Times New Roman" w:hAnsi="Times New Roman" w:cs="Times New Roman"/>
-          <w:color w:val="000000"/>
-        </w:rPr>
-        <w:t xml:space="preserve"> activities are designed to enhance your learning from the simulation experience and your reflection on the experience. Your instructor may assign specific activities or all activities. Please speak to your instructor if you have questions.</w:t>
-      </w:r>
-    </w:p>
-    <w:p>
-      <w:pPr>
-        <w:spacing w:line="480" w:lineRule="auto"/>
-        <w:rPr>
-          <w:rFonts w:ascii="Times New Roman" w:hAnsi="Times New Roman" w:cs="Times New Roman"/>
-          <w:color w:val="000000"/>
-        </w:rPr>
-      </w:pPr>
-    </w:p>
-    <w:p>
-      <w:pPr>
-        <w:spacing w:line="480" w:lineRule="auto"/>
+        <w:t>\qq</w:t>
+      </w:r>
+      <w:r>
         <w:rPr>
           <w:rFonts w:ascii="Times New Roman" w:hAnsi="Times New Roman" w:cs="Times New Roman"/>
           <w:b/>
           <w:bCs/>
           <w:color w:val="000000"/>
         </w:rPr>
-      </w:pPr>
+        <w:t xml:space="preserve">BEGIN downloadable content. Button name: </w:t>
+      </w:r>
       <w:r>
         <w:rPr>
           <w:rFonts w:ascii="Times New Roman" w:hAnsi="Times New Roman" w:cs="Times New Roman"/>
@@ -1828,56 +1422,7 @@
           <w:bCs/>
           <w:color w:val="000000"/>
         </w:rPr>
-        <w:t>\</w:t>
-      </w:r>
-      <w:proofErr w:type="spellStart"/>
-      <w:r>
-        <w:rPr>
-          <w:rFonts w:ascii="Times New Roman" w:hAnsi="Times New Roman" w:cs="Times New Roman"/>
-          <w:b/>
-          <w:bCs/>
-          <w:color w:val="000000"/>
-        </w:rPr>
-        <w:t>qq</w:t>
-      </w:r>
-      <w:r>
-        <w:rPr>
-          <w:rFonts w:ascii="Times New Roman" w:hAnsi="Times New Roman" w:cs="Times New Roman"/>
-          <w:b/>
-          <w:bCs/>
-          <w:color w:val="000000"/>
-        </w:rPr>
-        <w:t>BEGIN</w:t>
-      </w:r>
-      <w:proofErr w:type="spellEnd"/>
-      <w:r>
-        <w:rPr>
-          <w:rFonts w:ascii="Times New Roman" w:hAnsi="Times New Roman" w:cs="Times New Roman"/>
-          <w:b/>
-          <w:bCs/>
-          <w:color w:val="000000"/>
-        </w:rPr>
-        <w:t xml:space="preserve"> downloadable content. Button name: </w:t>
-      </w:r>
-      <w:proofErr w:type="spellStart"/>
-      <w:r>
-        <w:rPr>
-          <w:rFonts w:ascii="Times New Roman" w:hAnsi="Times New Roman" w:cs="Times New Roman"/>
-          <w:b/>
-          <w:bCs/>
-          <w:color w:val="000000"/>
-        </w:rPr>
-        <w:t>Postsimulation</w:t>
-      </w:r>
-      <w:proofErr w:type="spellEnd"/>
-      <w:r>
-        <w:rPr>
-          <w:rFonts w:ascii="Times New Roman" w:hAnsi="Times New Roman" w:cs="Times New Roman"/>
-          <w:b/>
-          <w:bCs/>
-          <w:color w:val="000000"/>
-        </w:rPr>
-        <w:t xml:space="preserve"> Activity 1: Reflection</w:t>
+        <w:t>Postsimulation Activity 1: Reflection</w:t>
       </w:r>
     </w:p>
     <w:p>
@@ -1899,21 +1444,12 @@
         </w:rPr>
         <w:t>&lt;title&gt;</w:t>
       </w:r>
-      <w:proofErr w:type="spellStart"/>
-      <w:r>
-        <w:rPr>
-          <w:rFonts w:ascii="Times New Roman" w:hAnsi="Times New Roman" w:cs="Times New Roman"/>
-          <w:color w:val="000000"/>
-        </w:rPr>
-        <w:t>Postsimulation</w:t>
-      </w:r>
-      <w:proofErr w:type="spellEnd"/>
-      <w:r>
-        <w:rPr>
-          <w:rFonts w:ascii="Times New Roman" w:hAnsi="Times New Roman" w:cs="Times New Roman"/>
-          <w:color w:val="000000"/>
-        </w:rPr>
-        <w:t xml:space="preserve"> </w:t>
+      <w:r>
+        <w:rPr>
+          <w:rFonts w:ascii="Times New Roman" w:hAnsi="Times New Roman" w:cs="Times New Roman"/>
+          <w:color w:val="000000"/>
+        </w:rPr>
+        <w:t xml:space="preserve">Postsimulation </w:t>
       </w:r>
       <w:r>
         <w:rPr>
@@ -2114,19 +1650,28 @@
           <w:bCs/>
           <w:color w:val="000000"/>
         </w:rPr>
-        <w:t>\</w:t>
-      </w:r>
-      <w:proofErr w:type="spellStart"/>
-      <w:r>
+        <w:t>\qqEND downloadable content\</w:t>
+      </w:r>
+    </w:p>
+    <w:p>
+      <w:pPr>
+        <w:spacing w:line="480" w:lineRule="auto"/>
+        <w:rPr>
+          <w:rFonts w:ascii="Times New Roman" w:hAnsi="Times New Roman" w:cs="Times New Roman"/>
+          <w:color w:val="000000"/>
+        </w:rPr>
+      </w:pPr>
+    </w:p>
+    <w:p>
+      <w:pPr>
+        <w:spacing w:line="480" w:lineRule="auto"/>
         <w:rPr>
           <w:rFonts w:ascii="Times New Roman" w:hAnsi="Times New Roman" w:cs="Times New Roman"/>
           <w:b/>
           <w:bCs/>
           <w:color w:val="000000"/>
         </w:rPr>
-        <w:t>qqEND</w:t>
-      </w:r>
-      <w:proofErr w:type="spellEnd"/>
+      </w:pPr>
       <w:r>
         <w:rPr>
           <w:rFonts w:ascii="Times New Roman" w:hAnsi="Times New Roman" w:cs="Times New Roman"/>
@@ -2134,28 +1679,17 @@
           <w:bCs/>
           <w:color w:val="000000"/>
         </w:rPr>
-        <w:t xml:space="preserve"> downloadable content\</w:t>
-      </w:r>
-    </w:p>
-    <w:p>
-      <w:pPr>
-        <w:spacing w:line="480" w:lineRule="auto"/>
-        <w:rPr>
-          <w:rFonts w:ascii="Times New Roman" w:hAnsi="Times New Roman" w:cs="Times New Roman"/>
-          <w:color w:val="000000"/>
-        </w:rPr>
-      </w:pPr>
-    </w:p>
-    <w:p>
-      <w:pPr>
-        <w:spacing w:line="480" w:lineRule="auto"/>
+        <w:t>\qq</w:t>
+      </w:r>
+      <w:r>
         <w:rPr>
           <w:rFonts w:ascii="Times New Roman" w:hAnsi="Times New Roman" w:cs="Times New Roman"/>
           <w:b/>
           <w:bCs/>
           <w:color w:val="000000"/>
         </w:rPr>
-      </w:pPr>
+        <w:t xml:space="preserve">BEGIN downloadable content. Button name: </w:t>
+      </w:r>
       <w:r>
         <w:rPr>
           <w:rFonts w:ascii="Times New Roman" w:hAnsi="Times New Roman" w:cs="Times New Roman"/>
@@ -2163,9 +1697,80 @@
           <w:bCs/>
           <w:color w:val="000000"/>
         </w:rPr>
-        <w:t>\</w:t>
-      </w:r>
-      <w:proofErr w:type="spellStart"/>
+        <w:t>Postsimulation Activity 2: Feedback on Media</w:t>
+      </w:r>
+    </w:p>
+    <w:p>
+      <w:pPr>
+        <w:spacing w:line="480" w:lineRule="auto"/>
+        <w:rPr>
+          <w:rFonts w:ascii="Times New Roman" w:hAnsi="Times New Roman" w:cs="Times New Roman"/>
+          <w:color w:val="000000"/>
+        </w:rPr>
+      </w:pPr>
+      <w:r>
+        <w:rPr>
+          <w:rFonts w:ascii="Times New Roman" w:hAnsi="Times New Roman" w:cs="Times New Roman"/>
+          <w:color w:val="000000"/>
+        </w:rPr>
+        <w:t>&lt;title&gt;</w:t>
+      </w:r>
+      <w:r>
+        <w:rPr>
+          <w:rFonts w:ascii="Times New Roman" w:hAnsi="Times New Roman" w:cs="Times New Roman"/>
+          <w:color w:val="000000"/>
+        </w:rPr>
+        <w:t>Postsimulation</w:t>
+      </w:r>
+      <w:r>
+        <w:rPr>
+          <w:rFonts w:ascii="Times New Roman" w:hAnsi="Times New Roman" w:cs="Times New Roman"/>
+          <w:color w:val="000000"/>
+        </w:rPr>
+        <w:t xml:space="preserve"> Activity 2</w:t>
+      </w:r>
+      <w:r>
+        <w:rPr>
+          <w:rFonts w:ascii="Times New Roman" w:hAnsi="Times New Roman" w:cs="Times New Roman"/>
+          <w:color w:val="000000"/>
+        </w:rPr>
+        <w:t>:</w:t>
+      </w:r>
+      <w:r>
+        <w:rPr>
+          <w:rFonts w:ascii="Times New Roman" w:hAnsi="Times New Roman" w:cs="Times New Roman"/>
+          <w:color w:val="000000"/>
+        </w:rPr>
+        <w:t xml:space="preserve"> Feedback on Media</w:t>
+      </w:r>
+    </w:p>
+    <w:p>
+      <w:pPr>
+        <w:spacing w:line="480" w:lineRule="auto"/>
+        <w:rPr>
+          <w:rFonts w:ascii="Times New Roman" w:hAnsi="Times New Roman" w:cs="Times New Roman"/>
+          <w:color w:val="000000"/>
+        </w:rPr>
+      </w:pPr>
+      <w:r>
+        <w:rPr>
+          <w:rFonts w:ascii="Times New Roman" w:hAnsi="Times New Roman" w:cs="Times New Roman"/>
+          <w:color w:val="000000"/>
+        </w:rPr>
+        <w:t>Submit your feedback or reaction to one of the items below. Approximately 250 words (one page).</w:t>
+      </w:r>
+    </w:p>
+    <w:p>
+      <w:pPr>
+        <w:pStyle w:val="ListParagraph"/>
+        <w:spacing w:line="480" w:lineRule="auto"/>
+        <w:ind w:hanging="360"/>
+        <w:rPr>
+          <w:rFonts w:ascii="Times New Roman" w:hAnsi="Times New Roman" w:cs="Times New Roman"/>
+          <w:color w:val="000000"/>
+        </w:rPr>
+      </w:pPr>
+      <w:commentRangeStart w:id="2"/>
       <w:r>
         <w:rPr>
           <w:rFonts w:ascii="Times New Roman" w:hAnsi="Times New Roman" w:cs="Times New Roman"/>
@@ -2173,8 +1778,33 @@
           <w:bCs/>
           <w:color w:val="000000"/>
         </w:rPr>
-        <w:t>qq</w:t>
-      </w:r>
+        <w:t>Choice 1:</w:t>
+      </w:r>
+      <w:r>
+        <w:rPr>
+          <w:rFonts w:ascii="Times New Roman" w:hAnsi="Times New Roman" w:cs="Times New Roman"/>
+          <w:color w:val="000000"/>
+        </w:rPr>
+        <w:t xml:space="preserve"> </w:t>
+      </w:r>
+      <w:r>
+        <w:rPr>
+          <w:rFonts w:ascii="Times New Roman" w:hAnsi="Times New Roman" w:cs="Times New Roman"/>
+          <w:color w:val="000000"/>
+        </w:rPr>
+        <w:t>Miller B. Health and healthcare disparities in the US [Video]. Khan Academy. February 19, 2016. www.khanacademy.org/test-prep/mcat/social-inequality/socialclass/v/health-and-healthcare-disparities-in-the-us</w:t>
+      </w:r>
+    </w:p>
+    <w:p>
+      <w:pPr>
+        <w:pStyle w:val="ListParagraph"/>
+        <w:spacing w:line="480" w:lineRule="auto"/>
+        <w:ind w:hanging="360"/>
+        <w:rPr>
+          <w:rFonts w:ascii="Times New Roman" w:hAnsi="Times New Roman" w:cs="Times New Roman"/>
+          <w:color w:val="000000"/>
+        </w:rPr>
+      </w:pPr>
       <w:r>
         <w:rPr>
           <w:rFonts w:ascii="Times New Roman" w:hAnsi="Times New Roman" w:cs="Times New Roman"/>
@@ -2182,9 +1812,33 @@
           <w:bCs/>
           <w:color w:val="000000"/>
         </w:rPr>
-        <w:t>BEGIN</w:t>
-      </w:r>
-      <w:proofErr w:type="spellEnd"/>
+        <w:t>Choice 2:</w:t>
+      </w:r>
+      <w:r>
+        <w:rPr>
+          <w:rFonts w:ascii="Times New Roman" w:hAnsi="Times New Roman" w:cs="Times New Roman"/>
+          <w:color w:val="000000"/>
+        </w:rPr>
+        <w:t xml:space="preserve"> </w:t>
+      </w:r>
+      <w:r>
+        <w:rPr>
+          <w:rFonts w:ascii="Times New Roman" w:hAnsi="Times New Roman" w:cs="Times New Roman"/>
+          <w:color w:val="000000"/>
+        </w:rPr>
+        <w:t>Doctor hotspot. Frontline. www.pbs.org/wgbh/pages/frontline/doctor-hotspot/</w:t>
+      </w:r>
+    </w:p>
+    <w:p>
+      <w:pPr>
+        <w:pStyle w:val="ListParagraph"/>
+        <w:spacing w:line="480" w:lineRule="auto"/>
+        <w:ind w:hanging="360"/>
+        <w:rPr>
+          <w:rFonts w:ascii="Times New Roman" w:hAnsi="Times New Roman" w:cs="Times New Roman"/>
+          <w:color w:val="000000"/>
+        </w:rPr>
+      </w:pPr>
       <w:r>
         <w:rPr>
           <w:rFonts w:ascii="Times New Roman" w:hAnsi="Times New Roman" w:cs="Times New Roman"/>
@@ -2192,19 +1846,59 @@
           <w:bCs/>
           <w:color w:val="000000"/>
         </w:rPr>
-        <w:t xml:space="preserve"> downloadable content. Button name: </w:t>
-      </w:r>
-      <w:proofErr w:type="spellStart"/>
-      <w:r>
+        <w:t>Choice 3:</w:t>
+      </w:r>
+      <w:r>
+        <w:rPr>
+          <w:rFonts w:ascii="Times New Roman" w:hAnsi="Times New Roman" w:cs="Times New Roman"/>
+          <w:color w:val="000000"/>
+        </w:rPr>
+        <w:t xml:space="preserve"> </w:t>
+      </w:r>
+      <w:r>
+        <w:rPr>
+          <w:rFonts w:ascii="Times New Roman" w:hAnsi="Times New Roman" w:cs="Times New Roman"/>
+          <w:color w:val="000000"/>
+        </w:rPr>
+        <w:t>Artiga S, Hinton E. Beyond health care: the role of social determi</w:t>
+      </w:r>
+      <w:r>
+        <w:rPr>
+          <w:rFonts w:ascii="Times New Roman" w:hAnsi="Times New Roman" w:cs="Times New Roman"/>
+          <w:color w:val="000000"/>
+        </w:rPr>
+        <w:softHyphen/>
+        <w:t>nants in promoting health and health equity. KFF. May 10, 2018. Accessed March 5, 2024. www.kff.org/racial-equity-and-health-policy/issue-brief/beyond-health-care-the-role-of-social-determinants-in-promoting-health-and-health-equit</w:t>
+      </w:r>
+      <w:r>
+        <w:rPr>
+          <w:rFonts w:ascii="Times New Roman" w:hAnsi="Times New Roman" w:cs="Times New Roman"/>
+          <w:color w:val="000000"/>
+        </w:rPr>
+        <w:t>y/</w:t>
+      </w:r>
+      <w:commentRangeEnd w:id="2"/>
+      <w:r>
+        <w:rPr>
+          <w:rStyle w:val="CommentReference"/>
+          <w:rFonts w:ascii="Times New Roman" w:hAnsi="Times New Roman" w:cs="Times New Roman"/>
+          <w:color w:val="000000"/>
+          <w:sz w:val="24"/>
+          <w:szCs w:val="24"/>
+        </w:rPr>
+        <w:commentReference w:id="2"/>
+      </w:r>
+    </w:p>
+    <w:p>
+      <w:pPr>
+        <w:spacing w:line="480" w:lineRule="auto"/>
         <w:rPr>
           <w:rFonts w:ascii="Times New Roman" w:hAnsi="Times New Roman" w:cs="Times New Roman"/>
           <w:b/>
           <w:bCs/>
           <w:color w:val="000000"/>
         </w:rPr>
-        <w:t>Postsimulation</w:t>
-      </w:r>
-      <w:proofErr w:type="spellEnd"/>
+      </w:pPr>
       <w:r>
         <w:rPr>
           <w:rFonts w:ascii="Times New Roman" w:hAnsi="Times New Roman" w:cs="Times New Roman"/>
@@ -2212,147 +1906,17 @@
           <w:bCs/>
           <w:color w:val="000000"/>
         </w:rPr>
-        <w:t xml:space="preserve"> Activity 2: Feedback on Media</w:t>
-      </w:r>
-    </w:p>
-    <w:p>
-      <w:pPr>
-        <w:spacing w:line="480" w:lineRule="auto"/>
-        <w:rPr>
-          <w:rFonts w:ascii="Times New Roman" w:hAnsi="Times New Roman" w:cs="Times New Roman"/>
-          <w:color w:val="000000"/>
-        </w:rPr>
-      </w:pPr>
-      <w:r>
-        <w:rPr>
-          <w:rFonts w:ascii="Times New Roman" w:hAnsi="Times New Roman" w:cs="Times New Roman"/>
-          <w:color w:val="000000"/>
-        </w:rPr>
-        <w:t>&lt;title&gt;</w:t>
-      </w:r>
-      <w:proofErr w:type="spellStart"/>
-      <w:r>
-        <w:rPr>
-          <w:rFonts w:ascii="Times New Roman" w:hAnsi="Times New Roman" w:cs="Times New Roman"/>
-          <w:color w:val="000000"/>
-        </w:rPr>
-        <w:t>Postsimulation</w:t>
-      </w:r>
-      <w:proofErr w:type="spellEnd"/>
-      <w:r>
-        <w:rPr>
-          <w:rFonts w:ascii="Times New Roman" w:hAnsi="Times New Roman" w:cs="Times New Roman"/>
-          <w:color w:val="000000"/>
-        </w:rPr>
-        <w:t xml:space="preserve"> Activity 2</w:t>
-      </w:r>
-      <w:r>
-        <w:rPr>
-          <w:rFonts w:ascii="Times New Roman" w:hAnsi="Times New Roman" w:cs="Times New Roman"/>
-          <w:color w:val="000000"/>
-        </w:rPr>
-        <w:t>:</w:t>
-      </w:r>
-      <w:r>
-        <w:rPr>
-          <w:rFonts w:ascii="Times New Roman" w:hAnsi="Times New Roman" w:cs="Times New Roman"/>
-          <w:color w:val="000000"/>
-        </w:rPr>
-        <w:t xml:space="preserve"> Feedback on Media</w:t>
-      </w:r>
-    </w:p>
-    <w:p>
-      <w:pPr>
-        <w:spacing w:line="480" w:lineRule="auto"/>
-        <w:rPr>
-          <w:rFonts w:ascii="Times New Roman" w:hAnsi="Times New Roman" w:cs="Times New Roman"/>
-          <w:color w:val="000000"/>
-        </w:rPr>
-      </w:pPr>
-      <w:r>
-        <w:rPr>
-          <w:rFonts w:ascii="Times New Roman" w:hAnsi="Times New Roman" w:cs="Times New Roman"/>
-          <w:color w:val="000000"/>
-        </w:rPr>
-        <w:t>Submit your feedback or reaction to one of the items below. Approximately 250 words (one page).</w:t>
-      </w:r>
-    </w:p>
-    <w:p>
-      <w:pPr>
-        <w:pStyle w:val="ListParagraph"/>
-        <w:numPr>
-          <w:ilvl w:val="0"/>
-          <w:numId w:val="28"/>
-        </w:numPr>
-        <w:spacing w:line="480" w:lineRule="auto"/>
-        <w:rPr>
-          <w:rFonts w:ascii="Times New Roman" w:hAnsi="Times New Roman" w:cs="Times New Roman"/>
-          <w:color w:val="000000"/>
-        </w:rPr>
-      </w:pPr>
-      <w:r>
-        <w:rPr>
-          <w:rFonts w:ascii="Times New Roman" w:hAnsi="Times New Roman" w:cs="Times New Roman"/>
-          <w:color w:val="000000"/>
-        </w:rPr>
-        <w:t>Miller B. Health and healthcare disparities in the US [Video]. Khan Academy. February 19, 2016. www.khanacademy.org/test-prep/mcat/social-inequality/socialclass/v/health-and-healthcare-disparities-in-the-us</w:t>
-      </w:r>
-    </w:p>
-    <w:p>
-      <w:pPr>
-        <w:pStyle w:val="ListParagraph"/>
-        <w:numPr>
-          <w:ilvl w:val="0"/>
-          <w:numId w:val="28"/>
-        </w:numPr>
-        <w:spacing w:line="480" w:lineRule="auto"/>
-        <w:rPr>
-          <w:rFonts w:ascii="Times New Roman" w:hAnsi="Times New Roman" w:cs="Times New Roman"/>
-          <w:color w:val="000000"/>
-        </w:rPr>
-      </w:pPr>
-      <w:r>
-        <w:rPr>
-          <w:rFonts w:ascii="Times New Roman" w:hAnsi="Times New Roman" w:cs="Times New Roman"/>
-          <w:color w:val="000000"/>
-        </w:rPr>
-        <w:t xml:space="preserve">Doctor hotspot. Frontline. </w:t>
-      </w:r>
-      <w:r>
-        <w:rPr>
-          <w:color w:val="000000"/>
-        </w:rPr>
-        <w:t>www.pbs.org/wgbh/pages/frontline/doctor-hotspot/</w:t>
-      </w:r>
-    </w:p>
-    <w:p>
-      <w:pPr>
-        <w:pStyle w:val="ListParagraph"/>
-        <w:numPr>
-          <w:ilvl w:val="0"/>
-          <w:numId w:val="28"/>
-        </w:numPr>
-        <w:spacing w:line="480" w:lineRule="auto"/>
-        <w:rPr>
-          <w:rFonts w:ascii="Times New Roman" w:hAnsi="Times New Roman" w:cs="Times New Roman"/>
-          <w:color w:val="000000"/>
-        </w:rPr>
-      </w:pPr>
-      <w:r>
-        <w:rPr>
-          <w:rFonts w:ascii="Times New Roman" w:hAnsi="Times New Roman" w:cs="Times New Roman"/>
-          <w:color w:val="000000"/>
-        </w:rPr>
-        <w:t>Artiga S, Hinton E. Beyond health care: the role of social determi</w:t>
-      </w:r>
-      <w:r>
-        <w:rPr>
-          <w:rFonts w:ascii="Times New Roman" w:hAnsi="Times New Roman" w:cs="Times New Roman"/>
-          <w:color w:val="000000"/>
-        </w:rPr>
-        <w:softHyphen/>
-        <w:t>nants in promoting health and health equity. KFF. May 10, 2018. Accessed March 5, 2024. www.kff.org/racial-equity-and-health-policy/issue-brief/beyond-health-care-the-role-of-social-determinants-in-promoting-health-and-health-equity/</w:t>
-      </w:r>
+        <w:t>\qqEND downloadable content\</w:t>
+      </w:r>
+    </w:p>
+    <w:p>
+      <w:pPr>
+        <w:spacing w:line="480" w:lineRule="auto"/>
+        <w:rPr>
+          <w:rFonts w:ascii="Times New Roman" w:hAnsi="Times New Roman" w:cs="Times New Roman"/>
+          <w:color w:val="000000"/>
+        </w:rPr>
+      </w:pPr>
     </w:p>
     <w:p>
       <w:pPr>
@@ -2371,9 +1935,9 @@
           <w:bCs/>
           <w:color w:val="000000"/>
         </w:rPr>
-        <w:t>\</w:t>
-      </w:r>
-      <w:proofErr w:type="spellStart"/>
+        <w:lastRenderedPageBreak/>
+        <w:t>\qq</w:t>
+      </w:r>
       <w:r>
         <w:rPr>
           <w:rFonts w:ascii="Times New Roman" w:hAnsi="Times New Roman" w:cs="Times New Roman"/>
@@ -2381,9 +1945,8 @@
           <w:bCs/>
           <w:color w:val="000000"/>
         </w:rPr>
-        <w:t>qqEND</w:t>
-      </w:r>
-      <w:proofErr w:type="spellEnd"/>
+        <w:t xml:space="preserve">BEGIN downloadable content. Button name: </w:t>
+      </w:r>
       <w:r>
         <w:rPr>
           <w:rFonts w:ascii="Times New Roman" w:hAnsi="Times New Roman" w:cs="Times New Roman"/>
@@ -2391,17 +1954,82 @@
           <w:bCs/>
           <w:color w:val="000000"/>
         </w:rPr>
-        <w:t xml:space="preserve"> downloadable content\</w:t>
-      </w:r>
-    </w:p>
-    <w:p>
-      <w:pPr>
-        <w:spacing w:line="480" w:lineRule="auto"/>
-        <w:rPr>
-          <w:rFonts w:ascii="Times New Roman" w:hAnsi="Times New Roman" w:cs="Times New Roman"/>
-          <w:color w:val="000000"/>
-        </w:rPr>
-      </w:pPr>
+        <w:t>Postsimulation Activity 3: Self-Assessment</w:t>
+      </w:r>
+    </w:p>
+    <w:p>
+      <w:pPr>
+        <w:spacing w:line="480" w:lineRule="auto"/>
+        <w:rPr>
+          <w:rFonts w:ascii="Times New Roman" w:hAnsi="Times New Roman" w:cs="Times New Roman"/>
+          <w:color w:val="000000"/>
+        </w:rPr>
+      </w:pPr>
+      <w:r>
+        <w:rPr>
+          <w:rFonts w:ascii="Times New Roman" w:hAnsi="Times New Roman" w:cs="Times New Roman"/>
+          <w:color w:val="000000"/>
+        </w:rPr>
+        <w:t>&lt;title&gt;</w:t>
+      </w:r>
+      <w:r>
+        <w:rPr>
+          <w:rFonts w:ascii="Times New Roman" w:hAnsi="Times New Roman" w:cs="Times New Roman"/>
+          <w:color w:val="000000"/>
+        </w:rPr>
+        <w:t>Postsimulation</w:t>
+      </w:r>
+      <w:r>
+        <w:rPr>
+          <w:rFonts w:ascii="Times New Roman" w:hAnsi="Times New Roman" w:cs="Times New Roman"/>
+          <w:color w:val="000000"/>
+        </w:rPr>
+        <w:t xml:space="preserve"> Activity 3</w:t>
+      </w:r>
+      <w:r>
+        <w:rPr>
+          <w:rFonts w:ascii="Times New Roman" w:hAnsi="Times New Roman" w:cs="Times New Roman"/>
+          <w:color w:val="000000"/>
+        </w:rPr>
+        <w:t>:</w:t>
+      </w:r>
+      <w:r>
+        <w:rPr>
+          <w:rFonts w:ascii="Times New Roman" w:hAnsi="Times New Roman" w:cs="Times New Roman"/>
+          <w:color w:val="000000"/>
+        </w:rPr>
+        <w:t xml:space="preserve"> Self-</w:t>
+      </w:r>
+      <w:r>
+        <w:rPr>
+          <w:rFonts w:ascii="Times New Roman" w:hAnsi="Times New Roman" w:cs="Times New Roman"/>
+          <w:color w:val="000000"/>
+        </w:rPr>
+        <w:t>A</w:t>
+      </w:r>
+      <w:r>
+        <w:rPr>
+          <w:rFonts w:ascii="Times New Roman" w:hAnsi="Times New Roman" w:cs="Times New Roman"/>
+          <w:color w:val="000000"/>
+        </w:rPr>
+        <w:t>ssessment</w:t>
+      </w:r>
+    </w:p>
+    <w:p>
+      <w:pPr>
+        <w:spacing w:line="480" w:lineRule="auto"/>
+        <w:rPr>
+          <w:rFonts w:ascii="Times New Roman" w:hAnsi="Times New Roman" w:cs="Times New Roman"/>
+          <w:color w:val="000000"/>
+        </w:rPr>
+      </w:pPr>
+      <w:r>
+        <w:rPr>
+          <w:rFonts w:ascii="Times New Roman" w:hAnsi="Times New Roman" w:cs="Times New Roman"/>
+          <w:color w:val="000000"/>
+        </w:rPr>
+        <w:t>If you did not complete the self-assessment rubric as part of class, please complete the rubric.</w:t>
+      </w:r>
     </w:p>
     <w:p>
       <w:pPr>
@@ -2420,19 +2048,28 @@
           <w:bCs/>
           <w:color w:val="000000"/>
         </w:rPr>
-        <w:lastRenderedPageBreak/>
-        <w:t>\</w:t>
-      </w:r>
-      <w:proofErr w:type="spellStart"/>
-      <w:r>
+        <w:t>\qqEND downloadable content\</w:t>
+      </w:r>
+    </w:p>
+    <w:p>
+      <w:pPr>
+        <w:spacing w:line="480" w:lineRule="auto"/>
+        <w:rPr>
+          <w:rFonts w:ascii="Times New Roman" w:hAnsi="Times New Roman" w:cs="Times New Roman"/>
+          <w:color w:val="000000"/>
+        </w:rPr>
+      </w:pPr>
+    </w:p>
+    <w:p>
+      <w:pPr>
+        <w:spacing w:line="480" w:lineRule="auto"/>
         <w:rPr>
           <w:rFonts w:ascii="Times New Roman" w:hAnsi="Times New Roman" w:cs="Times New Roman"/>
           <w:b/>
           <w:bCs/>
           <w:color w:val="000000"/>
         </w:rPr>
-        <w:t>qq</w:t>
-      </w:r>
+      </w:pPr>
       <w:r>
         <w:rPr>
           <w:rFonts w:ascii="Times New Roman" w:hAnsi="Times New Roman" w:cs="Times New Roman"/>
@@ -2440,9 +2077,8 @@
           <w:bCs/>
           <w:color w:val="000000"/>
         </w:rPr>
-        <w:t>BEGIN</w:t>
-      </w:r>
-      <w:proofErr w:type="spellEnd"/>
+        <w:t>\qq</w:t>
+      </w:r>
       <w:r>
         <w:rPr>
           <w:rFonts w:ascii="Times New Roman" w:hAnsi="Times New Roman" w:cs="Times New Roman"/>
@@ -2450,9 +2086,8 @@
           <w:bCs/>
           <w:color w:val="000000"/>
         </w:rPr>
-        <w:t xml:space="preserve"> downloadable content. Button name: </w:t>
-      </w:r>
-      <w:proofErr w:type="spellStart"/>
+        <w:t xml:space="preserve">BEGIN downloadable content. Button name: </w:t>
+      </w:r>
       <w:r>
         <w:rPr>
           <w:rFonts w:ascii="Times New Roman" w:hAnsi="Times New Roman" w:cs="Times New Roman"/>
@@ -2460,237 +2095,31 @@
           <w:bCs/>
           <w:color w:val="000000"/>
         </w:rPr>
+        <w:t>Postsimulation Activity 4: Change</w:t>
+      </w:r>
+    </w:p>
+    <w:p>
+      <w:pPr>
+        <w:spacing w:line="480" w:lineRule="auto"/>
+        <w:rPr>
+          <w:rFonts w:ascii="Times New Roman" w:hAnsi="Times New Roman" w:cs="Times New Roman"/>
+          <w:color w:val="000000"/>
+        </w:rPr>
+      </w:pPr>
+      <w:r>
+        <w:rPr>
+          <w:rFonts w:ascii="Times New Roman" w:hAnsi="Times New Roman" w:cs="Times New Roman"/>
+          <w:color w:val="000000"/>
+        </w:rPr>
+        <w:t>&lt;title&gt;</w:t>
+      </w:r>
+      <w:r>
+        <w:rPr>
+          <w:rFonts w:ascii="Times New Roman" w:hAnsi="Times New Roman" w:cs="Times New Roman"/>
+          <w:color w:val="000000"/>
+        </w:rPr>
         <w:t>Postsimulation</w:t>
       </w:r>
-      <w:proofErr w:type="spellEnd"/>
-      <w:r>
-        <w:rPr>
-          <w:rFonts w:ascii="Times New Roman" w:hAnsi="Times New Roman" w:cs="Times New Roman"/>
-          <w:b/>
-          <w:bCs/>
-          <w:color w:val="000000"/>
-        </w:rPr>
-        <w:t xml:space="preserve"> Activity 3: Self-Assessment</w:t>
-      </w:r>
-    </w:p>
-    <w:p>
-      <w:pPr>
-        <w:spacing w:line="480" w:lineRule="auto"/>
-        <w:rPr>
-          <w:rFonts w:ascii="Times New Roman" w:hAnsi="Times New Roman" w:cs="Times New Roman"/>
-          <w:color w:val="000000"/>
-        </w:rPr>
-      </w:pPr>
-      <w:r>
-        <w:rPr>
-          <w:rFonts w:ascii="Times New Roman" w:hAnsi="Times New Roman" w:cs="Times New Roman"/>
-          <w:color w:val="000000"/>
-        </w:rPr>
-        <w:t>&lt;title&gt;</w:t>
-      </w:r>
-      <w:proofErr w:type="spellStart"/>
-      <w:r>
-        <w:rPr>
-          <w:rFonts w:ascii="Times New Roman" w:hAnsi="Times New Roman" w:cs="Times New Roman"/>
-          <w:color w:val="000000"/>
-        </w:rPr>
-        <w:t>Postsimulation</w:t>
-      </w:r>
-      <w:proofErr w:type="spellEnd"/>
-      <w:r>
-        <w:rPr>
-          <w:rFonts w:ascii="Times New Roman" w:hAnsi="Times New Roman" w:cs="Times New Roman"/>
-          <w:color w:val="000000"/>
-        </w:rPr>
-        <w:t xml:space="preserve"> Activity 3</w:t>
-      </w:r>
-      <w:r>
-        <w:rPr>
-          <w:rFonts w:ascii="Times New Roman" w:hAnsi="Times New Roman" w:cs="Times New Roman"/>
-          <w:color w:val="000000"/>
-        </w:rPr>
-        <w:t>:</w:t>
-      </w:r>
-      <w:r>
-        <w:rPr>
-          <w:rFonts w:ascii="Times New Roman" w:hAnsi="Times New Roman" w:cs="Times New Roman"/>
-          <w:color w:val="000000"/>
-        </w:rPr>
-        <w:t xml:space="preserve"> Self-</w:t>
-      </w:r>
-      <w:r>
-        <w:rPr>
-          <w:rFonts w:ascii="Times New Roman" w:hAnsi="Times New Roman" w:cs="Times New Roman"/>
-          <w:color w:val="000000"/>
-        </w:rPr>
-        <w:t>A</w:t>
-      </w:r>
-      <w:r>
-        <w:rPr>
-          <w:rFonts w:ascii="Times New Roman" w:hAnsi="Times New Roman" w:cs="Times New Roman"/>
-          <w:color w:val="000000"/>
-        </w:rPr>
-        <w:t>ssessment</w:t>
-      </w:r>
-    </w:p>
-    <w:p>
-      <w:pPr>
-        <w:spacing w:line="480" w:lineRule="auto"/>
-        <w:rPr>
-          <w:rFonts w:ascii="Times New Roman" w:hAnsi="Times New Roman" w:cs="Times New Roman"/>
-          <w:color w:val="000000"/>
-        </w:rPr>
-      </w:pPr>
-      <w:r>
-        <w:rPr>
-          <w:rFonts w:ascii="Times New Roman" w:hAnsi="Times New Roman" w:cs="Times New Roman"/>
-          <w:color w:val="000000"/>
-        </w:rPr>
-        <w:t>If you did not complete the self-assessment rubric as part of class, please complete the rubric.</w:t>
-      </w:r>
-    </w:p>
-    <w:p>
-      <w:pPr>
-        <w:spacing w:line="480" w:lineRule="auto"/>
-        <w:rPr>
-          <w:rFonts w:ascii="Times New Roman" w:hAnsi="Times New Roman" w:cs="Times New Roman"/>
-          <w:b/>
-          <w:bCs/>
-          <w:color w:val="000000"/>
-        </w:rPr>
-      </w:pPr>
-      <w:r>
-        <w:rPr>
-          <w:rFonts w:ascii="Times New Roman" w:hAnsi="Times New Roman" w:cs="Times New Roman"/>
-          <w:b/>
-          <w:bCs/>
-          <w:color w:val="000000"/>
-        </w:rPr>
-        <w:t>\</w:t>
-      </w:r>
-      <w:proofErr w:type="spellStart"/>
-      <w:r>
-        <w:rPr>
-          <w:rFonts w:ascii="Times New Roman" w:hAnsi="Times New Roman" w:cs="Times New Roman"/>
-          <w:b/>
-          <w:bCs/>
-          <w:color w:val="000000"/>
-        </w:rPr>
-        <w:t>qqEND</w:t>
-      </w:r>
-      <w:proofErr w:type="spellEnd"/>
-      <w:r>
-        <w:rPr>
-          <w:rFonts w:ascii="Times New Roman" w:hAnsi="Times New Roman" w:cs="Times New Roman"/>
-          <w:b/>
-          <w:bCs/>
-          <w:color w:val="000000"/>
-        </w:rPr>
-        <w:t xml:space="preserve"> downloadable content\</w:t>
-      </w:r>
-    </w:p>
-    <w:p>
-      <w:pPr>
-        <w:spacing w:line="480" w:lineRule="auto"/>
-        <w:rPr>
-          <w:rFonts w:ascii="Times New Roman" w:hAnsi="Times New Roman" w:cs="Times New Roman"/>
-          <w:color w:val="000000"/>
-        </w:rPr>
-      </w:pPr>
-    </w:p>
-    <w:p>
-      <w:pPr>
-        <w:spacing w:line="480" w:lineRule="auto"/>
-        <w:rPr>
-          <w:rFonts w:ascii="Times New Roman" w:hAnsi="Times New Roman" w:cs="Times New Roman"/>
-          <w:b/>
-          <w:bCs/>
-          <w:color w:val="000000"/>
-        </w:rPr>
-      </w:pPr>
-      <w:r>
-        <w:rPr>
-          <w:rFonts w:ascii="Times New Roman" w:hAnsi="Times New Roman" w:cs="Times New Roman"/>
-          <w:b/>
-          <w:bCs/>
-          <w:color w:val="000000"/>
-        </w:rPr>
-        <w:t>\</w:t>
-      </w:r>
-      <w:proofErr w:type="spellStart"/>
-      <w:r>
-        <w:rPr>
-          <w:rFonts w:ascii="Times New Roman" w:hAnsi="Times New Roman" w:cs="Times New Roman"/>
-          <w:b/>
-          <w:bCs/>
-          <w:color w:val="000000"/>
-        </w:rPr>
-        <w:t>qq</w:t>
-      </w:r>
-      <w:r>
-        <w:rPr>
-          <w:rFonts w:ascii="Times New Roman" w:hAnsi="Times New Roman" w:cs="Times New Roman"/>
-          <w:b/>
-          <w:bCs/>
-          <w:color w:val="000000"/>
-        </w:rPr>
-        <w:t>BEGIN</w:t>
-      </w:r>
-      <w:proofErr w:type="spellEnd"/>
-      <w:r>
-        <w:rPr>
-          <w:rFonts w:ascii="Times New Roman" w:hAnsi="Times New Roman" w:cs="Times New Roman"/>
-          <w:b/>
-          <w:bCs/>
-          <w:color w:val="000000"/>
-        </w:rPr>
-        <w:t xml:space="preserve"> downloadable content. Button name: </w:t>
-      </w:r>
-      <w:proofErr w:type="spellStart"/>
-      <w:r>
-        <w:rPr>
-          <w:rFonts w:ascii="Times New Roman" w:hAnsi="Times New Roman" w:cs="Times New Roman"/>
-          <w:b/>
-          <w:bCs/>
-          <w:color w:val="000000"/>
-        </w:rPr>
-        <w:t>Postsimulation</w:t>
-      </w:r>
-      <w:proofErr w:type="spellEnd"/>
-      <w:r>
-        <w:rPr>
-          <w:rFonts w:ascii="Times New Roman" w:hAnsi="Times New Roman" w:cs="Times New Roman"/>
-          <w:b/>
-          <w:bCs/>
-          <w:color w:val="000000"/>
-        </w:rPr>
-        <w:t xml:space="preserve"> Activity 4: Change</w:t>
-      </w:r>
-    </w:p>
-    <w:p>
-      <w:pPr>
-        <w:spacing w:line="480" w:lineRule="auto"/>
-        <w:rPr>
-          <w:rFonts w:ascii="Times New Roman" w:hAnsi="Times New Roman" w:cs="Times New Roman"/>
-          <w:color w:val="000000"/>
-        </w:rPr>
-      </w:pPr>
-      <w:r>
-        <w:rPr>
-          <w:rFonts w:ascii="Times New Roman" w:hAnsi="Times New Roman" w:cs="Times New Roman"/>
-          <w:color w:val="000000"/>
-        </w:rPr>
-        <w:t>&lt;title&gt;</w:t>
-      </w:r>
-      <w:proofErr w:type="spellStart"/>
-      <w:r>
-        <w:rPr>
-          <w:rFonts w:ascii="Times New Roman" w:hAnsi="Times New Roman" w:cs="Times New Roman"/>
-          <w:color w:val="000000"/>
-        </w:rPr>
-        <w:t>Postsimulation</w:t>
-      </w:r>
-      <w:proofErr w:type="spellEnd"/>
       <w:r>
         <w:rPr>
           <w:rFonts w:ascii="Times New Roman" w:hAnsi="Times New Roman" w:cs="Times New Roman"/>
@@ -2731,23 +2160,7 @@
           <w:rFonts w:ascii="Times New Roman" w:hAnsi="Times New Roman" w:cs="Times New Roman"/>
           <w:color w:val="000000"/>
         </w:rPr>
-        <w:t xml:space="preserve">What is one change that an AT could </w:t>
-      </w:r>
-      <w:proofErr w:type="gramStart"/>
-      <w:r>
-        <w:rPr>
-          <w:rFonts w:ascii="Times New Roman" w:hAnsi="Times New Roman" w:cs="Times New Roman"/>
-          <w:color w:val="000000"/>
-        </w:rPr>
-        <w:t>do</w:t>
-      </w:r>
-      <w:proofErr w:type="gramEnd"/>
-      <w:r>
-        <w:rPr>
-          <w:rFonts w:ascii="Times New Roman" w:hAnsi="Times New Roman" w:cs="Times New Roman"/>
-          <w:color w:val="000000"/>
-        </w:rPr>
-        <w:t xml:space="preserve"> to make this care specifically or athletic training care generally more equitable?</w:t>
+        <w:t>What is one change that an AT could do to make this care specifically or athletic training care generally more equitable?</w:t>
       </w:r>
     </w:p>
     <w:p>
@@ -2807,27 +2220,7 @@
           <w:bCs/>
           <w:color w:val="000000"/>
         </w:rPr>
-        <w:t>\</w:t>
-      </w:r>
-      <w:proofErr w:type="spellStart"/>
-      <w:r>
-        <w:rPr>
-          <w:rFonts w:ascii="Times New Roman" w:hAnsi="Times New Roman" w:cs="Times New Roman"/>
-          <w:b/>
-          <w:bCs/>
-          <w:color w:val="000000"/>
-        </w:rPr>
-        <w:t>qqEND</w:t>
-      </w:r>
-      <w:proofErr w:type="spellEnd"/>
-      <w:r>
-        <w:rPr>
-          <w:rFonts w:ascii="Times New Roman" w:hAnsi="Times New Roman" w:cs="Times New Roman"/>
-          <w:b/>
-          <w:bCs/>
-          <w:color w:val="000000"/>
-        </w:rPr>
-        <w:t xml:space="preserve"> downloadable content\</w:t>
+        <w:t>\qqEND downloadable content\</w:t>
       </w:r>
     </w:p>
     <w:sectPr>
@@ -2840,8 +2233,47 @@
 </w:document>
 </file>
 
+<file path=word/comments.xml><?xml version="1.0" encoding="utf-8"?>
+<w:comments xmlns:wpc="http://schemas.microsoft.com/office/word/2010/wordprocessingCanvas" xmlns:cx="http://schemas.microsoft.com/office/drawing/2014/chartex" xmlns:cx1="http://schemas.microsoft.com/office/drawing/2015/9/8/chartex" xmlns:cx2="http://schemas.microsoft.com/office/drawing/2015/10/21/chartex" xmlns:cx3="http://schemas.microsoft.com/office/drawing/2016/5/9/chartex" xmlns:cx4="http://schemas.microsoft.com/office/drawing/2016/5/10/chartex" xmlns:cx5="http://schemas.microsoft.com/office/drawing/2016/5/11/chartex" xmlns:cx6="http://schemas.microsoft.com/office/drawing/2016/5/12/chartex" xmlns:cx7="http://schemas.microsoft.com/office/drawing/2016/5/13/chartex" xmlns:cx8="http://schemas.microsoft.com/office/drawing/2016/5/14/chartex" xmlns:mc="http://schemas.openxmlformats.org/markup-compatibility/2006" xmlns:aink="http://schemas.microsoft.com/office/drawing/2016/ink" xmlns:am3d="http://schemas.microsoft.com/office/drawing/2017/model3d" xmlns:o="urn:schemas-microsoft-com:office:office" xmlns:oel="http://schemas.microsoft.com/office/2019/extlst" xmlns:r="http://schemas.openxmlformats.org/officeDocument/2006/relationships" xmlns:m="http://schemas.openxmlformats.org/officeDocument/2006/math" xmlns:v="urn:schemas-microsoft-com:vml" xmlns:wp14="http://schemas.microsoft.com/office/word/2010/wordprocessingDrawing" xmlns:wp="http://schemas.openxmlformats.org/drawingml/2006/wordprocessingDrawing" xmlns:w10="urn:schemas-microsoft-com:office:word" xmlns:w="http://schemas.openxmlformats.org/wordprocessingml/2006/main" xmlns:w14="http://schemas.microsoft.com/office/word/2010/wordml" xmlns:w15="http://schemas.microsoft.com/office/word/2012/wordml" xmlns:w16cei="http://schemas.microsoft.com/office/word/2026/wordml/cei" xmlns:w16cex="http://schemas.microsoft.com/office/word/2018/wordml/cex" xmlns:w16cid="http://schemas.microsoft.com/office/word/2016/wordml/cid" xmlns:w16="http://schemas.microsoft.com/office/word/2018/wordml" xmlns:w16du="http://schemas.microsoft.com/office/word/2023/wordml/word16du" xmlns:w16sdtdh="http://schemas.microsoft.com/office/word/2020/wordml/sdtdatahash" xmlns:w16sdtfl="http://schemas.microsoft.com/office/word/2024/wordml/sdtformatlock" xmlns:w16se="http://schemas.microsoft.com/office/word/2015/wordml/symex" xmlns:wpg="http://schemas.microsoft.com/office/word/2010/wordprocessingGroup" xmlns:wpi="http://schemas.microsoft.com/office/word/2010/wordprocessingInk" xmlns:wne="http://schemas.microsoft.com/office/word/2006/wordml" xmlns:wps="http://schemas.microsoft.com/office/word/2010/wordprocessingShape" mc:Ignorable="w14 w15 w16se w16cid w16 w16cex w16sdtdh w16sdtfl w16du wp14">
+  <w:comment w:id="2" w:author="Anna Seaman" w:date="2026-08-14T09:17:00Z" w:initials="AS">
+    <w:p>
+      <w:pPr>
+        <w:pStyle w:val="CommentText"/>
+      </w:pPr>
+      <w:r>
+        <w:rPr>
+          <w:rStyle w:val="CommentReference"/>
+        </w:rPr>
+        <w:annotationRef/>
+      </w:r>
+      <w:r>
+        <w:t>Claire: Make sure your list is formatted like this in your build.</w:t>
+      </w:r>
+    </w:p>
+  </w:comment>
+</w:comments>
+</file>
+
+<file path=word/commentsExtended.xml><?xml version="1.0" encoding="utf-8"?>
+<w15:commentsEx xmlns:wpc="http://schemas.microsoft.com/office/word/2010/wordprocessingCanvas" xmlns:cx="http://schemas.microsoft.com/office/drawing/2014/chartex" xmlns:cx1="http://schemas.microsoft.com/office/drawing/2015/9/8/chartex" xmlns:cx2="http://schemas.microsoft.com/office/drawing/2015/10/21/chartex" xmlns:cx3="http://schemas.microsoft.com/office/drawing/2016/5/9/chartex" xmlns:cx4="http://schemas.microsoft.com/office/drawing/2016/5/10/chartex" xmlns:cx5="http://schemas.microsoft.com/office/drawing/2016/5/11/chartex" xmlns:cx6="http://schemas.microsoft.com/office/drawing/2016/5/12/chartex" xmlns:cx7="http://schemas.microsoft.com/office/drawing/2016/5/13/chartex" xmlns:cx8="http://schemas.microsoft.com/office/drawing/2016/5/14/chartex" xmlns:mc="http://schemas.openxmlformats.org/markup-compatibility/2006" xmlns:aink="http://schemas.microsoft.com/office/drawing/2016/ink" xmlns:am3d="http://schemas.microsoft.com/office/drawing/2017/model3d" xmlns:o="urn:schemas-microsoft-com:office:office" xmlns:oel="http://schemas.microsoft.com/office/2019/extlst" xmlns:r="http://schemas.openxmlformats.org/officeDocument/2006/relationships" xmlns:m="http://schemas.openxmlformats.org/officeDocument/2006/math" xmlns:v="urn:schemas-microsoft-com:vml" xmlns:wp14="http://schemas.microsoft.com/office/word/2010/wordprocessingDrawing" xmlns:wp="http://schemas.openxmlformats.org/drawingml/2006/wordprocessingDrawing" xmlns:w10="urn:schemas-microsoft-com:office:word" xmlns:w="http://schemas.openxmlformats.org/wordprocessingml/2006/main" xmlns:w14="http://schemas.microsoft.com/office/word/2010/wordml" xmlns:w15="http://schemas.microsoft.com/office/word/2012/wordml" xmlns:w16cei="http://schemas.microsoft.com/office/word/2026/wordml/cei" xmlns:w16cex="http://schemas.microsoft.com/office/word/2018/wordml/cex" xmlns:w16cid="http://schemas.microsoft.com/office/word/2016/wordml/cid" xmlns:w16="http://schemas.microsoft.com/office/word/2018/wordml" xmlns:w16du="http://schemas.microsoft.com/office/word/2023/wordml/word16du" xmlns:w16sdtdh="http://schemas.microsoft.com/office/word/2020/wordml/sdtdatahash" xmlns:w16sdtfl="http://schemas.microsoft.com/office/word/2024/wordml/sdtformatlock" xmlns:w16se="http://schemas.microsoft.com/office/word/2015/wordml/symex" xmlns:wpg="http://schemas.microsoft.com/office/word/2010/wordprocessingGroup" xmlns:wpi="http://schemas.microsoft.com/office/word/2010/wordprocessingInk" xmlns:wne="http://schemas.microsoft.com/office/word/2006/wordml" xmlns:wps="http://schemas.microsoft.com/office/word/2010/wordprocessingShape" mc:Ignorable="w14 w15 w16se w16cid w16 w16cex w16sdtdh w16sdtfl w16du wp14">
+  <w15:commentEx w15:paraId="714EE047" w15:done="0"/>
+</w15:commentsEx>
+</file>
+
+<file path=word/commentsExtensible.xml><?xml version="1.0" encoding="utf-8"?>
+<w16cex:commentsExtensible xmlns:wpc="http://schemas.microsoft.com/office/word/2010/wordprocessingCanvas" xmlns:cx="http://schemas.microsoft.com/office/drawing/2014/chartex" xmlns:cx1="http://schemas.microsoft.com/office/drawing/2015/9/8/chartex" xmlns:cx2="http://schemas.microsoft.com/office/drawing/2015/10/21/chartex" xmlns:cx3="http://schemas.microsoft.com/office/drawing/2016/5/9/chartex" xmlns:cx4="http://schemas.microsoft.com/office/drawing/2016/5/10/chartex" xmlns:cx5="http://schemas.microsoft.com/office/drawing/2016/5/11/chartex" xmlns:cx6="http://schemas.microsoft.com/office/drawing/2016/5/12/chartex" xmlns:cx7="http://schemas.microsoft.com/office/drawing/2016/5/13/chartex" xmlns:cx8="http://schemas.microsoft.com/office/drawing/2016/5/14/chartex" xmlns:cr="http://schemas.microsoft.com/office/comments/2020/reactions" xmlns:mc="http://schemas.openxmlformats.org/markup-compatibility/2006" xmlns:aink="http://schemas.microsoft.com/office/drawing/2016/ink" xmlns:am3d="http://schemas.microsoft.com/office/drawing/2017/model3d" xmlns:o="urn:schemas-microsoft-com:office:office" xmlns:oel="http://schemas.microsoft.com/office/2019/extlst" xmlns:r="http://schemas.openxmlformats.org/officeDocument/2006/relationships" xmlns:m="http://schemas.openxmlformats.org/officeDocument/2006/math" xmlns:v="urn:schemas-microsoft-com:vml" xmlns:wp14="http://schemas.microsoft.com/office/word/2010/wordprocessingDrawing" xmlns:wp="http://schemas.openxmlformats.org/drawingml/2006/wordprocessingDrawing" xmlns:w10="urn:schemas-microsoft-com:office:word" xmlns:w="http://schemas.openxmlformats.org/wordprocessingml/2006/main" xmlns:w14="http://schemas.microsoft.com/office/word/2010/wordml" xmlns:w15="http://schemas.microsoft.com/office/word/2012/wordml" xmlns:w16cei="http://schemas.microsoft.com/office/word/2026/wordml/cei" xmlns:w16cex="http://schemas.microsoft.com/office/word/2018/wordml/cex" xmlns:w16cid="http://schemas.microsoft.com/office/word/2016/wordml/cid" xmlns:w16="http://schemas.microsoft.com/office/word/2018/wordml" xmlns:w16du="http://schemas.microsoft.com/office/word/2023/wordml/word16du" xmlns:w16sdtdh="http://schemas.microsoft.com/office/word/2020/wordml/sdtdatahash" xmlns:w16sdtfl="http://schemas.microsoft.com/office/word/2024/wordml/sdtformatlock" xmlns:w16se="http://schemas.microsoft.com/office/word/2015/wordml/symex" xmlns:wpg="http://schemas.microsoft.com/office/word/2010/wordprocessingGroup" xmlns:wpi="http://schemas.microsoft.com/office/word/2010/wordprocessingInk" xmlns:wne="http://schemas.microsoft.com/office/word/2006/wordml" xmlns:wps="http://schemas.microsoft.com/office/word/2010/wordprocessingShape" mc:Ignorable="w14 w15 w16se w16cid w16 w16cex w16sdtdh w16sdtfl cr w16du wp14">
+  <w16cex:commentExtensible w16cex:durableId="4C8B7421" w16cex:dateUtc="2026-08-14T14:17:00Z"/>
+</w16cex:commentsExtensible>
+</file>
+
+<file path=word/commentsIds.xml><?xml version="1.0" encoding="utf-8"?>
+<w16cid:commentsIds xmlns:wpc="http://schemas.microsoft.com/office/word/2010/wordprocessingCanvas" xmlns:cx="http://schemas.microsoft.com/office/drawing/2014/chartex" xmlns:cx1="http://schemas.microsoft.com/office/drawing/2015/9/8/chartex" xmlns:cx2="http://schemas.microsoft.com/office/drawing/2015/10/21/chartex" xmlns:cx3="http://schemas.microsoft.com/office/drawing/2016/5/9/chartex" xmlns:cx4="http://schemas.microsoft.com/office/drawing/2016/5/10/chartex" xmlns:cx5="http://schemas.microsoft.com/office/drawing/2016/5/11/chartex" xmlns:cx6="http://schemas.microsoft.com/office/drawing/2016/5/12/chartex" xmlns:cx7="http://schemas.microsoft.com/office/drawing/2016/5/13/chartex" xmlns:cx8="http://schemas.microsoft.com/office/drawing/2016/5/14/chartex" xmlns:mc="http://schemas.openxmlformats.org/markup-compatibility/2006" xmlns:aink="http://schemas.microsoft.com/office/drawing/2016/ink" xmlns:am3d="http://schemas.microsoft.com/office/drawing/2017/model3d" xmlns:o="urn:schemas-microsoft-com:office:office" xmlns:oel="http://schemas.microsoft.com/office/2019/extlst" xmlns:r="http://schemas.openxmlformats.org/officeDocument/2006/relationships" xmlns:m="http://schemas.openxmlformats.org/officeDocument/2006/math" xmlns:v="urn:schemas-microsoft-com:vml" xmlns:wp14="http://schemas.microsoft.com/office/word/2010/wordprocessingDrawing" xmlns:wp="http://schemas.openxmlformats.org/drawingml/2006/wordprocessingDrawing" xmlns:w10="urn:schemas-microsoft-com:office:word" xmlns:w="http://schemas.openxmlformats.org/wordprocessingml/2006/main" xmlns:w14="http://schemas.microsoft.com/office/word/2010/wordml" xmlns:w15="http://schemas.microsoft.com/office/word/2012/wordml" xmlns:w16cei="http://schemas.microsoft.com/office/word/2026/wordml/cei" xmlns:w16cex="http://schemas.microsoft.com/office/word/2018/wordml/cex" xmlns:w16cid="http://schemas.microsoft.com/office/word/2016/wordml/cid" xmlns:w16="http://schemas.microsoft.com/office/word/2018/wordml" xmlns:w16du="http://schemas.microsoft.com/office/word/2023/wordml/word16du" xmlns:w16sdtdh="http://schemas.microsoft.com/office/word/2020/wordml/sdtdatahash" xmlns:w16sdtfl="http://schemas.microsoft.com/office/word/2024/wordml/sdtformatlock" xmlns:w16se="http://schemas.microsoft.com/office/word/2015/wordml/symex" xmlns:wpg="http://schemas.microsoft.com/office/word/2010/wordprocessingGroup" xmlns:wpi="http://schemas.microsoft.com/office/word/2010/wordprocessingInk" xmlns:wne="http://schemas.microsoft.com/office/word/2006/wordml" xmlns:wps="http://schemas.microsoft.com/office/word/2010/wordprocessingShape" mc:Ignorable="w14 w15 w16se w16cid w16 w16cex w16sdtdh w16sdtfl w16du wp14">
+  <w16cid:commentId w16cid:paraId="714EE047" w16cid:durableId="4C8B7421"/>
+</w16cid:commentsIds>
+</file>
+
 <file path=word/numbering.xml><?xml version="1.0" encoding="utf-8"?>
-<w:numbering xmlns:wpc="http://schemas.microsoft.com/office/word/2010/wordprocessingCanvas" xmlns:cx="http://schemas.microsoft.com/office/drawing/2014/chartex" xmlns:cx1="http://schemas.microsoft.com/office/drawing/2015/9/8/chartex" xmlns:cx2="http://schemas.microsoft.com/office/drawing/2015/10/21/chartex" xmlns:cx3="http://schemas.microsoft.com/office/drawing/2016/5/9/chartex" xmlns:cx4="http://schemas.microsoft.com/office/drawing/2016/5/10/chartex" xmlns:cx5="http://schemas.microsoft.com/office/drawing/2016/5/11/chartex" xmlns:cx6="http://schemas.microsoft.com/office/drawing/2016/5/12/chartex" xmlns:cx7="http://schemas.microsoft.com/office/drawing/2016/5/13/chartex" xmlns:cx8="http://schemas.microsoft.com/office/drawing/2016/5/14/chartex" xmlns:mc="http://schemas.openxmlformats.org/markup-compatibility/2006" xmlns:aink="http://schemas.microsoft.com/office/drawing/2016/ink" xmlns:am3d="http://schemas.microsoft.com/office/drawing/2017/model3d" xmlns:o="urn:schemas-microsoft-com:office:office" xmlns:oel="http://schemas.microsoft.com/office/2019/extlst" xmlns:r="http://schemas.openxmlformats.org/officeDocument/2006/relationships" xmlns:m="http://schemas.openxmlformats.org/officeDocument/2006/math" xmlns:v="urn:schemas-microsoft-com:vml" xmlns:wp14="http://schemas.microsoft.com/office/word/2010/wordprocessingDrawing" xmlns:wp="http://schemas.openxmlformats.org/drawingml/2006/wordprocessingDrawing" xmlns:w10="urn:schemas-microsoft-com:office:word" xmlns:w="http://schemas.openxmlformats.org/wordprocessingml/2006/main" xmlns:w14="http://schemas.microsoft.com/office/word/2010/wordml" xmlns:w15="http://schemas.microsoft.com/office/word/2012/wordml" xmlns:w16cex="http://schemas.microsoft.com/office/word/2018/wordml/cex" xmlns:w16cid="http://schemas.microsoft.com/office/word/2016/wordml/cid" xmlns:w16="http://schemas.microsoft.com/office/word/2018/wordml" xmlns:w16du="http://schemas.microsoft.com/office/word/2023/wordml/word16du" xmlns:w16sdtdh="http://schemas.microsoft.com/office/word/2020/wordml/sdtdatahash" xmlns:w16sdtfl="http://schemas.microsoft.com/office/word/2024/wordml/sdtformatlock" xmlns:w16se="http://schemas.microsoft.com/office/word/2015/wordml/symex" xmlns:wpg="http://schemas.microsoft.com/office/word/2010/wordprocessingGroup" xmlns:wpi="http://schemas.microsoft.com/office/word/2010/wordprocessingInk" xmlns:wne="http://schemas.microsoft.com/office/word/2006/wordml" xmlns:wps="http://schemas.microsoft.com/office/word/2010/wordprocessingShape" mc:Ignorable="w14 w15 w16se w16cid w16 w16cex w16sdtdh w16sdtfl w16du wp14">
+<w:numbering xmlns:wpc="http://schemas.microsoft.com/office/word/2010/wordprocessingCanvas" xmlns:cx="http://schemas.microsoft.com/office/drawing/2014/chartex" xmlns:cx1="http://schemas.microsoft.com/office/drawing/2015/9/8/chartex" xmlns:cx2="http://schemas.microsoft.com/office/drawing/2015/10/21/chartex" xmlns:cx3="http://schemas.microsoft.com/office/drawing/2016/5/9/chartex" xmlns:cx4="http://schemas.microsoft.com/office/drawing/2016/5/10/chartex" xmlns:cx5="http://schemas.microsoft.com/office/drawing/2016/5/11/chartex" xmlns:cx6="http://schemas.microsoft.com/office/drawing/2016/5/12/chartex" xmlns:cx7="http://schemas.microsoft.com/office/drawing/2016/5/13/chartex" xmlns:cx8="http://schemas.microsoft.com/office/drawing/2016/5/14/chartex" xmlns:mc="http://schemas.openxmlformats.org/markup-compatibility/2006" xmlns:aink="http://schemas.microsoft.com/office/drawing/2016/ink" xmlns:am3d="http://schemas.microsoft.com/office/drawing/2017/model3d" xmlns:o="urn:schemas-microsoft-com:office:office" xmlns:oel="http://schemas.microsoft.com/office/2019/extlst" xmlns:r="http://schemas.openxmlformats.org/officeDocument/2006/relationships" xmlns:m="http://schemas.openxmlformats.org/officeDocument/2006/math" xmlns:v="urn:schemas-microsoft-com:vml" xmlns:wp14="http://schemas.microsoft.com/office/word/2010/wordprocessingDrawing" xmlns:wp="http://schemas.openxmlformats.org/drawingml/2006/wordprocessingDrawing" xmlns:w10="urn:schemas-microsoft-com:office:word" xmlns:w="http://schemas.openxmlformats.org/wordprocessingml/2006/main" xmlns:w14="http://schemas.microsoft.com/office/word/2010/wordml" xmlns:w15="http://schemas.microsoft.com/office/word/2012/wordml" xmlns:w16cei="http://schemas.microsoft.com/office/word/2026/wordml/cei" xmlns:w16cex="http://schemas.microsoft.com/office/word/2018/wordml/cex" xmlns:w16cid="http://schemas.microsoft.com/office/word/2016/wordml/cid" xmlns:w16="http://schemas.microsoft.com/office/word/2018/wordml" xmlns:w16du="http://schemas.microsoft.com/office/word/2023/wordml/word16du" xmlns:w16sdtdh="http://schemas.microsoft.com/office/word/2020/wordml/sdtdatahash" xmlns:w16sdtfl="http://schemas.microsoft.com/office/word/2024/wordml/sdtformatlock" xmlns:w16se="http://schemas.microsoft.com/office/word/2015/wordml/symex" xmlns:wpg="http://schemas.microsoft.com/office/word/2010/wordprocessingGroup" xmlns:wpi="http://schemas.microsoft.com/office/word/2010/wordprocessingInk" xmlns:wne="http://schemas.microsoft.com/office/word/2006/wordml" xmlns:wps="http://schemas.microsoft.com/office/word/2010/wordprocessingShape" mc:Ignorable="w14 w15 w16se w16cid w16 w16cex w16sdtdh w16sdtfl w16du wp14">
   <w:abstractNum w:abstractNumId="0" w15:restartNumberingAfterBreak="0">
     <w:nsid w:val="923FC61C"/>
     <w:multiLevelType w:val="hybridMultilevel"/>
@@ -5362,6 +4794,14 @@
     <w:abstractNumId w:val="18"/>
   </w:num>
 </w:numbering>
+</file>
+
+<file path=word/people.xml><?xml version="1.0" encoding="utf-8"?>
+<w15:people xmlns:wpc="http://schemas.microsoft.com/office/word/2010/wordprocessingCanvas" xmlns:cx="http://schemas.microsoft.com/office/drawing/2014/chartex" xmlns:cx1="http://schemas.microsoft.com/office/drawing/2015/9/8/chartex" xmlns:cx2="http://schemas.microsoft.com/office/drawing/2015/10/21/chartex" xmlns:cx3="http://schemas.microsoft.com/office/drawing/2016/5/9/chartex" xmlns:cx4="http://schemas.microsoft.com/office/drawing/2016/5/10/chartex" xmlns:cx5="http://schemas.microsoft.com/office/drawing/2016/5/11/chartex" xmlns:cx6="http://schemas.microsoft.com/office/drawing/2016/5/12/chartex" xmlns:cx7="http://schemas.microsoft.com/office/drawing/2016/5/13/chartex" xmlns:cx8="http://schemas.microsoft.com/office/drawing/2016/5/14/chartex" xmlns:mc="http://schemas.openxmlformats.org/markup-compatibility/2006" xmlns:aink="http://schemas.microsoft.com/office/drawing/2016/ink" xmlns:am3d="http://schemas.microsoft.com/office/drawing/2017/model3d" xmlns:o="urn:schemas-microsoft-com:office:office" xmlns:oel="http://schemas.microsoft.com/office/2019/extlst" xmlns:r="http://schemas.openxmlformats.org/officeDocument/2006/relationships" xmlns:m="http://schemas.openxmlformats.org/officeDocument/2006/math" xmlns:v="urn:schemas-microsoft-com:vml" xmlns:wp14="http://schemas.microsoft.com/office/word/2010/wordprocessingDrawing" xmlns:wp="http://schemas.openxmlformats.org/drawingml/2006/wordprocessingDrawing" xmlns:w10="urn:schemas-microsoft-com:office:word" xmlns:w="http://schemas.openxmlformats.org/wordprocessingml/2006/main" xmlns:w14="http://schemas.microsoft.com/office/word/2010/wordml" xmlns:w15="http://schemas.microsoft.com/office/word/2012/wordml" xmlns:w16cei="http://schemas.microsoft.com/office/word/2026/wordml/cei" xmlns:w16cex="http://schemas.microsoft.com/office/word/2018/wordml/cex" xmlns:w16cid="http://schemas.microsoft.com/office/word/2016/wordml/cid" xmlns:w16="http://schemas.microsoft.com/office/word/2018/wordml" xmlns:w16du="http://schemas.microsoft.com/office/word/2023/wordml/word16du" xmlns:w16sdtdh="http://schemas.microsoft.com/office/word/2020/wordml/sdtdatahash" xmlns:w16sdtfl="http://schemas.microsoft.com/office/word/2024/wordml/sdtformatlock" xmlns:w16se="http://schemas.microsoft.com/office/word/2015/wordml/symex" xmlns:wpg="http://schemas.microsoft.com/office/word/2010/wordprocessingGroup" xmlns:wpi="http://schemas.microsoft.com/office/word/2010/wordprocessingInk" xmlns:wne="http://schemas.microsoft.com/office/word/2006/wordml" xmlns:wps="http://schemas.microsoft.com/office/word/2010/wordprocessingShape" mc:Ignorable="w14 w15 w16se w16cid w16 w16cex w16sdtdh w16sdtfl w16du wp14">
+  <w15:person w15:author="Anna Seaman">
+    <w15:presenceInfo w15:providerId="AD" w15:userId="S::AnnaS@hkusa.com::713ab380-bdda-4997-81d0-fa539102c996"/>
+  </w15:person>
+</w15:people>
 </file>
 
 <file path=word/styles.xml><?xml version="1.0" encoding="utf-8"?>
@@ -6395,7 +5835,6 @@
     <w:basedOn w:val="Normal"/>
     <w:link w:val="CommentTextChar"/>
     <w:uiPriority w:val="99"/>
-    <w:semiHidden/>
     <w:unhideWhenUsed/>
     <w:rsid w:val="00FB736D"/>
     <w:rPr>
@@ -6408,7 +5847,6 @@
     <w:basedOn w:val="DefaultParagraphFont"/>
     <w:link w:val="CommentText"/>
     <w:uiPriority w:val="99"/>
-    <w:semiHidden/>
     <w:rsid w:val="00FB736D"/>
     <w:rPr>
       <w:sz w:val="20"/>
